--- a/paper/versions/2026-09-24/CAST_추가자료_간격수정전.docx
+++ b/paper/versions/2026-09-24/CAST_추가자료_간격수정전.docx
@@ -516,7 +516,7 @@
                 <w:b w:val="0"/>
                 <w:sz w:val="17"/>
               </w:rPr>
-              <w:t>3.2절 · 3.4절</w:t>
+              <w:t>3.2절 · 3.4절 · 3.5절</w:t>
             </w:r>
           </w:p>
         </w:tc>
@@ -3508,7 +3508,7 @@
         <w:rPr>
           <w:rFonts w:ascii="맑은 고딕" w:hAnsi="맑은 고딕"/>
         </w:rPr>
-        <w:t>본편 표 4에 실은 값</w:t>
+        <w:t>본편 표 5에 실은 값</w:t>
       </w:r>
     </w:p>
     <w:p>
@@ -4495,7 +4495,7 @@
           <w:i w:val="0"/>
           <w:sz w:val="20"/>
         </w:rPr>
-        <w:t>본편 3.2절과 3.4절은 각 식이 무엇을 뜻하는지만 밝히고 넘어간다. 한 줄씩 따라가려는 독자를 위해 그 세부를 여기 옮긴다.</w:t>
+        <w:t>본편 3.2절·3.4절·3.5절은 각 식이 무엇을 뜻하는지만 밝히고 넘어간다. 한 줄씩 따라가려는 독자를 위해 그 세부를 여기 옮긴다.</w:t>
       </w:r>
     </w:p>
     <w:p>
@@ -5743,7 +5743,119 @@
           <w:i w:val="0"/>
           <w:sz w:val="20"/>
         </w:rPr>
-        <w:t>다섯 정책 모두 0.3% 안이며 순위도 바뀌지 않는다. 차이의 크기가 갈리는 방향은 해석할 수 있다. 가장 작은 쪽(−0.025%)은 Sukprasert 의 공간+시간 결합으로, 거의 모든 작업을 프랑스 한 곳에 모으는 정책이다 — 한 리전 안에 머무르면 시간대 경계를 가로지르는 횟수가 줄어 슬롯 근사가 어긋날 여지도 줄어든다. 가장 큰 쪽(+0.292%)은 CICS 로, 리전을 고정한 채 하루 안에서 시각만 옮기므로 정반대로 경계를 자주 가로지른다. 용량 위반 건수와 마감 위반 건수는 회계와 무관하므로 두 방식에서 완전히 같다.</w:t>
+        <w:t>네 정책 모두 0.3% 안이며 순위도 바뀌지 않는다(Caspian 은 전규모 재현이 끝나는 대로 같은 방식으로 더한다). 차이의 크기가 갈리는 방향은 해석할 수 있다. 가장 작은 쪽(−0.025%)은 Sukprasert 의 공간+시간 결합으로, 거의 모든 작업을 프랑스 한 곳에 모으는 정책이다 — 한 리전 안에 머무르면 시간대 경계를 가로지르는 횟수가 줄어 슬롯 근사가 어긋날 여지도 줄어든다. 가장 큰 쪽(+0.292%)은 CICS 로, 리전을 고정한 채 하루 안에서 시각만 옮기므로 정반대로 경계를 자주 가로지른다. 용량 위반 건수와 마감 위반 건수는 회계와 무관하므로 두 방식에서 완전히 같다.</w:t>
+      </w:r>
+    </w:p>
+    <w:p>
+      <w:pPr>
+        <w:pStyle w:val="Heading2"/>
+      </w:pPr>
+      <w:r>
+        <w:rPr>
+          <w:rFonts w:ascii="맑은 고딕" w:hAnsi="맑은 고딕"/>
+        </w:rPr>
+        <w:t>사후 용량 강제 대조군의 절차</w:t>
+      </w:r>
+    </w:p>
+    <w:p>
+      <w:pPr>
+        <w:jc w:val="both"/>
+      </w:pPr>
+      <w:r>
+        <w:rPr>
+          <w:i w:val="0"/>
+          <w:sz w:val="20"/>
+        </w:rPr>
+        <w:t>본편 4.3절의 대조군(표 2의 ③′, 표 4의 리전별 분해)은 배치 시점에 용량을 전혀 모르는 스케줄에서 출발해, 끝난 뒤에 상한 초과를 강제로 없앤다. 일부러 단순하게 둔 절차이며, 용량을 아는 스케줄러보다 항상 같거나 나쁘다 — 그래서 그 결과가 ‘아무것도 하지 않았을 때 감수할 손해’의 하한이 된다.</w:t>
+      </w:r>
+    </w:p>
+    <w:p>
+      <w:pPr>
+        <w:jc w:val="both"/>
+      </w:pPr>
+      <w:r>
+        <w:rPr>
+          <w:i w:val="0"/>
+          <w:sz w:val="20"/>
+        </w:rPr>
+        <w:t>리전마다 독립적으로 다음을 초과가 사라질 때까지 반복한다.</w:t>
+      </w:r>
+    </w:p>
+    <w:p>
+      <w:pPr>
+        <w:spacing w:after="80"/>
+        <w:ind w:left="340"/>
+      </w:pPr>
+      <w:r>
+        <w:rPr>
+          <w:rFonts w:ascii="Menlo" w:hAnsi="Menlo"/>
+          <w:sz w:val="17"/>
+        </w:rPr>
+        <w:t>1. 그 리전 작업들의 현재 (시작, 종료)로 연속 시각 스윕을 돌려</w:t>
+      </w:r>
+    </w:p>
+    <w:p>
+      <w:pPr>
+        <w:spacing w:after="80"/>
+        <w:ind w:left="340"/>
+      </w:pPr>
+      <w:r>
+        <w:rPr>
+          <w:rFonts w:ascii="Menlo" w:hAnsi="Menlo"/>
+          <w:sz w:val="17"/>
+        </w:rPr>
+        <w:t xml:space="preserve">   동시 실행 수가 K_r 을 넘는 구간을 찾는다.</w:t>
+      </w:r>
+    </w:p>
+    <w:p>
+      <w:pPr>
+        <w:spacing w:after="80"/>
+        <w:ind w:left="340"/>
+      </w:pPr>
+      <w:r>
+        <w:rPr>
+          <w:rFonts w:ascii="Menlo" w:hAnsi="Menlo"/>
+          <w:sz w:val="17"/>
+        </w:rPr>
+        <w:t>2. 아직 되돌리지 않은 작업 가운데 그 구간과 실행 구간이 겹치는</w:t>
+      </w:r>
+    </w:p>
+    <w:p>
+      <w:pPr>
+        <w:spacing w:after="80"/>
+        <w:ind w:left="340"/>
+      </w:pPr>
+      <w:r>
+        <w:rPr>
+          <w:rFonts w:ascii="Menlo" w:hAnsi="Menlo"/>
+          <w:sz w:val="17"/>
+        </w:rPr>
+        <w:t xml:space="preserve">   것을 전부 즉시 실행(τ_j ← s_j)으로 되돌린다.</w:t>
+      </w:r>
+    </w:p>
+    <w:p>
+      <w:pPr>
+        <w:spacing w:after="80"/>
+        <w:ind w:left="340"/>
+      </w:pPr>
+      <w:r>
+        <w:rPr>
+          <w:rFonts w:ascii="Menlo" w:hAnsi="Menlo"/>
+          <w:sz w:val="17"/>
+        </w:rPr>
+        <w:t>3. 새로 되돌릴 것이 없으면 멈춘다.</w:t>
+      </w:r>
+    </w:p>
+    <w:p>
+      <w:pPr>
+        <w:jc w:val="both"/>
+      </w:pPr>
+      <w:r>
+        <w:rPr>
+          <w:i w:val="0"/>
+          <w:sz w:val="20"/>
+        </w:rPr>
+        <w:t>되돌린 작업을 다시 배치하지는 않는다. 그 자리에 고정하므로 다른 시각으로 옮겨 얻을 수 있었을 이득은 포기한다 — 대조군을 일부러 단순하게 둔 지점이 여기다. 1년 전체에서 31,250건(21.4%)이 되돌려지며, 프랑스는 5회, 캘리포니아는 3회 만에 수렴한다. 배출량은 되돌린 작업만 새 시각으로 다시 계산하고 나머지는 그대로 둔다 — 회계는 앞 절의 슬롯 평균과 같은 함수다.</w:t>
       </w:r>
     </w:p>
     <w:p>

--- a/paper/versions/2026-09-24/CAST_추가자료_간격수정전.docx
+++ b/paper/versions/2026-09-24/CAST_추가자료_간격수정전.docx
@@ -4907,7 +4907,45 @@
           <w:i w:val="0"/>
           <w:sz w:val="20"/>
         </w:rPr>
-        <w:t>실측 계열이 1시간 해상도이므로 적분은 슬롯 단위로 근사한다. 구현은 ⌊τ_j⌋ 부터 ⌈d_j⌉ 개 슬롯의 실측값을 산술평균한 뒤 실행 시간을 곱한다 (scheduler/timeshift.py 의 mean_carbon, scheduler/capacity.py 의 _Windows.actual_mean — 표 2의 네 행과 표 5의 선행 정책이 모두 이 함수를 통과한다). 소비 전력 P 는 작업당 1kW 상수로 가정한다 — 실측값이 아니라 상대 비교를 위한 단순화이며, 그 결과 배출량 차이는 전적으로 실행 리전과 실행 시각에서 온다. 결정은 예측값으로 하되 이 회계는 언제나 실측값으로 한다.</w:t>
+        <w:t>실측 계열이 1시간 해상도이므로 적분은 슬롯 단위로 근사한다. 실행 시작 시각이 속한 슬롯부터 세어, 실행 시간을 올림한 개수만큼의 슬롯에 대해 실측값을 산술평균한 뒤 실행 시간을 곱한다.</w:t>
+      </w:r>
+    </w:p>
+    <w:p>
+      <w:pPr>
+        <w:spacing w:after="80"/>
+        <w:ind w:left="340"/>
+      </w:pPr>
+      <w:r>
+        <w:rPr>
+          <w:rFonts w:ascii="Menlo" w:hAnsi="Menlo"/>
+          <w:sz w:val="17"/>
+        </w:rPr>
+        <w:t>E_j  ≈  P · d_j · mean( C_r[ a … a+n-1 ] )</w:t>
+      </w:r>
+    </w:p>
+    <w:p>
+      <w:pPr>
+        <w:spacing w:after="80"/>
+        <w:ind w:left="340"/>
+      </w:pPr>
+      <w:r>
+        <w:rPr>
+          <w:rFonts w:ascii="Menlo" w:hAnsi="Menlo"/>
+          <w:sz w:val="17"/>
+        </w:rPr>
+        <w:t xml:space="preserve">      a = floor(τ_j),   n = max(1, ceil(d_j))</w:t>
+      </w:r>
+    </w:p>
+    <w:p>
+      <w:pPr>
+        <w:jc w:val="both"/>
+      </w:pPr>
+      <w:r>
+        <w:rPr>
+          <w:i w:val="0"/>
+          <w:sz w:val="20"/>
+        </w:rPr>
+        <w:t>scheduler/timeshift.py 의 mean_carbon 과 scheduler/capacity.py 의 _Windows.actual_mean 이 이 계산이며, 표 2의 네 행과 표 5의 선행 정책이 모두 이 함수를 통과한다. 소비 전력 P 는 작업당 1kW 상수로 가정한다 — 실측값이 아니라 상대 비교를 위한 단순화이며, 그 결과 배출량 차이는 전적으로 실행 리전과 실행 시각에서 온다. 결정은 예측값으로 하되 이 회계는 언제나 실측값으로 한다.</w:t>
       </w:r>
     </w:p>
     <w:p>
@@ -5743,7 +5781,7 @@
           <w:i w:val="0"/>
           <w:sz w:val="20"/>
         </w:rPr>
-        <w:t>네 정책 모두 0.3% 안이며 순위도 바뀌지 않는다(Caspian 은 전규모 재현이 끝나는 대로 같은 방식으로 더한다). 차이의 크기가 갈리는 방향은 해석할 수 있다. 가장 작은 쪽(−0.025%)은 Sukprasert 의 공간+시간 결합으로, 거의 모든 작업을 프랑스 한 곳에 모으는 정책이다 — 한 리전 안에 머무르면 시간대 경계를 가로지르는 횟수가 줄어 슬롯 근사가 어긋날 여지도 줄어든다. 가장 큰 쪽(+0.292%)은 CICS 로, 리전을 고정한 채 하루 안에서 시각만 옮기므로 정반대로 경계를 자주 가로지른다. 용량 위반 건수와 마감 위반 건수는 회계와 무관하므로 두 방식에서 완전히 같다.</w:t>
+        <w:t>네 정책 모두 0.3% 안이며 순위도 바뀌지 않는다(Caspian 은 전규모 재현이 끝나는 대로 같은 방식으로 더한다). 차이의 크기가 갈리는 방향은 리전의 성질로 설명된다. 슬롯 평균과 정확 적분의 차이는 실행 구간 안에서 곡선이 얼마나 움직였는지에만 좌우되는데, 8개 리전의 시간당 변동폭(|ΔC| 의 연평균)은 프랑스가 1.4 gCO₂/kWh 로 나머지 일곱(4.0~16.3)의 3분의 1에서 12분의 1이다 — 원자력 기저부하라 곡선이 거의 움직이지 않는다. 차이가 가장 작은 정책(−0.025%)이 거의 모든 작업을 프랑스에 모으는 Sukprasert 의 공간+시간 결합인 것은 그 때문이다. 반대로 차이가 가장 큰 CICS(+0.292%)는 리전을 고정한 채 하루 안에서 시각만 옮기므로, 변동이 큰 리전의 곡선 위를 계속 오간다. 용량 위반 건수와 마감 위반 건수는 회계와 무관하므로 두 방식에서 완전히 같다.</w:t>
       </w:r>
     </w:p>
     <w:p>

--- a/paper/versions/2026-09-24/CAST_추가자료_간격수정전.docx
+++ b/paper/versions/2026-09-24/CAST_추가자료_간격수정전.docx
@@ -1256,7 +1256,7 @@
           <w:b/>
           <w:sz w:val="17"/>
         </w:rPr>
-        <w:t>표 S2. CASPER 두 스케줄러를 본 연구 데이터에 적용한 결과</w:t>
+        <w:t>표 S1. CASPER 두 스케줄러를 본 연구 데이터에 적용한 결과</w:t>
       </w:r>
     </w:p>
     <w:p>
@@ -1695,7 +1695,7 @@
           <w:b/>
           <w:sz w:val="17"/>
         </w:rPr>
-        <w:t>표 S3. CICS와 본 연구를 같은 축에서 비교한 결과</w:t>
+        <w:t>표 S2. CICS와 본 연구를 같은 축에서 비교한 결과</w:t>
       </w:r>
     </w:p>
     <w:p>
@@ -1730,7 +1730,42 @@
           <w:i w:val="0"/>
           <w:sz w:val="20"/>
         </w:rPr>
-        <w:t>출처는 저자들이 공개한 아티팩트(zenodo.org/records/10790855)의 시뮬레이션 코드다. 시간 이동은 제출 시각부터 여유 시간까지의 창에서 연속 구간 합이 최소인 시작점을 고르며(같은 값이 여럿이면 가장 이른 시각을 택한다), 공간과 시간을 함께 쓰는 경우에는 리전과 시작 시각의 격자를 전수 탐색한다.</w:t>
+        <w:t>출처는 저자들이 공개한 아티팩트(zenodo.org/records/10790855)의 시뮬레이션 코드다. 시간 이동은 제출 시각부터 여유 시간까지의 창에서 연속 구간 합이 최소인 시작점을 고르고, 공간과 시간을 함께 쓰는 경우에는 리전과 시작 시각의 격자를 전수 탐색한다.</w:t>
+      </w:r>
+    </w:p>
+    <w:p>
+      <w:pPr>
+        <w:pStyle w:val="Heading2"/>
+      </w:pPr>
+      <w:r>
+        <w:rPr>
+          <w:rFonts w:ascii="맑은 고딕" w:hAnsi="맑은 고딕"/>
+        </w:rPr>
+        <w:t>적용하며 내린 판단</w:t>
+      </w:r>
+    </w:p>
+    <w:p>
+      <w:pPr>
+        <w:jc w:val="both"/>
+      </w:pPr>
+      <w:r>
+        <w:rPr>
+          <w:i w:val="0"/>
+          <w:sz w:val="20"/>
+        </w:rPr>
+        <w:t>원문 3절 2항이 “미래 탄소집약도와 작업 길이를 완전히 안다고 가정한다”고 밝히므로, 재현에서도 예측값이 아니라 실측 계열로 결정하였다. 원문의 워크로드 특성 표에 용량 항목이 없고 동시 실행 수를 확인하는 코드도 없어 용량 제약은 두지 않았다. 원문은 여유 시간을 24·168·480시간 따위로 고정해 스윕하지만, 그 표가 여유 시간을 작업이 갖는 한 차원으로 일반화해 두었으므로 여기서는 작업마다 자기 마감을 그대로 썼다 — 고정 스윕값은 집계 분석을 위한 저자들의 선택이지 알고리즘의 제약이 아니다.</w:t>
+      </w:r>
+    </w:p>
+    <w:p>
+      <w:pPr>
+        <w:jc w:val="both"/>
+      </w:pPr>
+      <w:r>
+        <w:rPr>
+          <w:i w:val="0"/>
+          <w:sz w:val="20"/>
+        </w:rPr>
+        <w:t>동점 처리는 두 경우를 구분해야 한다. 시간 축에서 같은 값이 여럿이면 가장 이른 시각을 택하는데, 이는 원문이 쓰는 pandas 의 최솟값 색인이 첫 항목을 돌려주는 것과 같은 동작이다. 반면 공간과 시간을 함께 풀 때 서로 다른 리전이 같은 값을 내는 경우의 규칙은 원문에 없다 — 원문은 목적지 리전을 하나 정해 두고 그 리전에 대해서만 계산하므로 그런 동점이 생기지 않는다. 본 재현에서는 리전 목록의 앞선 리전을 택했고, 이 선택은 본 연구가 정한 것이다.</w:t>
       </w:r>
     </w:p>
     <w:p>
@@ -1743,18 +1778,6 @@
           <w:sz w:val="20"/>
         </w:rPr>
         <w:t>표에서 “시간 이동만”은 홈 리전 고정이 아니다. 공간 배정은 본 연구의 무릎점 자동 선택 결과를 그대로 물려받고 시간 축의 알고리즘만 Sukprasert 의 것으로 갈아끼운 대조다 — 그래서 평균 네트워크 지연이 본편 표 1 의 무릎점 값과 같다. 공간 축까지 함께 푸는 것은 다음 행(“공간 + 시간”)이다.</w:t>
-      </w:r>
-    </w:p>
-    <w:p>
-      <w:pPr>
-        <w:jc w:val="both"/>
-      </w:pPr>
-      <w:r>
-        <w:rPr>
-          <w:i w:val="0"/>
-          <w:sz w:val="20"/>
-        </w:rPr>
-        <w:t>원문 3절 2항이 “미래 탄소집약도와 작업 길이를 완전히 안다고 가정한다”고 밝히므로, 재현에서도 예측값이 아니라 실측 계열로 결정하였다. 이는 본 연구의 반사실 시나리오와 다른 조건이다. 원문의 워크로드 특성 표에 용량 항목이 없고 동시 실행 수를 확인하는 코드도 없어, 용량 제약은 두지 않았다.</w:t>
       </w:r>
     </w:p>
     <w:tbl>
@@ -2048,7 +2071,7 @@
           <w:b/>
           <w:sz w:val="17"/>
         </w:rPr>
-        <w:t>표 S4. Sukprasert 알고리즘을 본 연구 데이터에 적용한 결과</w:t>
+        <w:t>표 S3. Sukprasert 알고리즘을 본 연구 데이터에 적용한 결과</w:t>
       </w:r>
     </w:p>
     <w:p>
@@ -2647,7 +2670,7 @@
           <w:b/>
           <w:sz w:val="17"/>
         </w:rPr>
-        <w:t>표 S6. Caspian 정식화를 본 연구 데이터에 대응시킨 내역</w:t>
+        <w:t>표 S4. Caspian 정식화를 본 연구 데이터에 대응시킨 내역</w:t>
       </w:r>
     </w:p>
     <w:p>
@@ -3116,7 +3139,7 @@
           <w:b/>
           <w:sz w:val="17"/>
         </w:rPr>
-        <w:t>표 S7. 슬롯 올림이 만드는 점유 부풀림 — k=3 이하가 전체의 60.1%다</w:t>
+        <w:t>표 S5. 슬롯 올림이 만드는 점유 부풀림 — k=3 이하가 전체의 60.1%다</w:t>
       </w:r>
     </w:p>
     <w:p>
@@ -3426,7 +3449,7 @@
           <w:b/>
           <w:sz w:val="17"/>
         </w:rPr>
-        <w:t>표 S8. 올림과 분수 점유의 비교 — 60일 부분집합, 24,000건, ω1=1</w:t>
+        <w:t>표 S6. 올림과 분수 점유의 비교 — 60일 부분집합, 24,000건, ω1=1</w:t>
       </w:r>
     </w:p>
     <w:p>
@@ -4038,7 +4061,7 @@
           <w:b/>
           <w:sz w:val="17"/>
         </w:rPr>
-        <w:t>표 S5. 선행 연구와 본 연구의 평가 방식·규모</w:t>
+        <w:t>표 S7. 선행 연구와 본 연구의 평가 방식·규모</w:t>
       </w:r>
     </w:p>
     <w:p>
@@ -4376,7 +4399,7 @@
           <w:b/>
           <w:sz w:val="17"/>
         </w:rPr>
-        <w:t>표 S1. 재현에 쓰이는 파일</w:t>
+        <w:t>표 S8. 재현에 쓰이는 파일</w:t>
       </w:r>
     </w:p>
     <w:p>
@@ -4392,6 +4415,18 @@
     </w:p>
     <w:p>
       <w:pPr>
+        <w:jc w:val="both"/>
+      </w:pPr>
+      <w:r>
+        <w:rPr>
+          <w:i w:val="0"/>
+          <w:sz w:val="20"/>
+        </w:rPr>
+        <w:t>본편 표 1·2와 그림은 한 명령으로 나온다.</w:t>
+      </w:r>
+    </w:p>
+    <w:p>
+      <w:pPr>
         <w:spacing w:after="80"/>
         <w:ind w:left="340"/>
       </w:pPr>
@@ -4400,7 +4435,19 @@
           <w:rFonts w:ascii="Menlo" w:hAnsi="Menlo"/>
           <w:sz w:val="17"/>
         </w:rPr>
-        <w:t>python -m scheduler.reproduce           # 본편 표 1·2 재생성</w:t>
+        <w:t>python -m scheduler.reproduce</w:t>
+      </w:r>
+    </w:p>
+    <w:p>
+      <w:pPr>
+        <w:jc w:val="both"/>
+      </w:pPr>
+      <w:r>
+        <w:rPr>
+          <w:i w:val="0"/>
+          <w:sz w:val="20"/>
+        </w:rPr>
+        <w:t>표 5의 선행 정책은 정책마다 따로 돌린다. 어느 것이든 결과는 같은 채점 함수를 통과하므로 서로 비교할 수 있다.</w:t>
       </w:r>
     </w:p>
     <w:p>
@@ -4413,7 +4460,7 @@
           <w:rFonts w:ascii="Menlo" w:hAnsi="Menlo"/>
           <w:sz w:val="17"/>
         </w:rPr>
-        <w:t>python -m scheduler.prior_harness       # 채점 함수 자체 검증</w:t>
+        <w:t>python -m scheduler.prior_harness            # 채점 함수 자체 검증</w:t>
       </w:r>
     </w:p>
     <w:p>
@@ -4426,7 +4473,329 @@
           <w:rFonts w:ascii="Menlo" w:hAnsi="Menlo"/>
           <w:sz w:val="17"/>
         </w:rPr>
-        <w:t>python -m scheduler.prior_cics --sweep  # A.3 가중치 스윕</w:t>
+        <w:t>python -m scheduler.prior_casper             # α=0.9 와 0.5 둘 다</w:t>
+      </w:r>
+    </w:p>
+    <w:p>
+      <w:pPr>
+        <w:spacing w:after="80"/>
+        <w:ind w:left="340"/>
+      </w:pPr>
+      <w:r>
+        <w:rPr>
+          <w:rFonts w:ascii="Menlo" w:hAnsi="Menlo"/>
+          <w:sz w:val="17"/>
+        </w:rPr>
+        <w:t>python -m scheduler.prior_casper --alpha 0.9 # 하나만</w:t>
+      </w:r>
+    </w:p>
+    <w:p>
+      <w:pPr>
+        <w:spacing w:after="80"/>
+        <w:ind w:left="340"/>
+      </w:pPr>
+      <w:r>
+        <w:rPr>
+          <w:rFonts w:ascii="Menlo" w:hAnsi="Menlo"/>
+          <w:sz w:val="17"/>
+        </w:rPr>
+        <w:t>python -m scheduler.prior_cics               # λp/λe = 0</w:t>
+      </w:r>
+    </w:p>
+    <w:p>
+      <w:pPr>
+        <w:spacing w:after="80"/>
+        <w:ind w:left="340"/>
+      </w:pPr>
+      <w:r>
+        <w:rPr>
+          <w:rFonts w:ascii="Menlo" w:hAnsi="Menlo"/>
+          <w:sz w:val="17"/>
+        </w:rPr>
+        <w:t>python -m scheduler.prior_cics --sweep       # A.3 가중치 스윕</w:t>
+      </w:r>
+    </w:p>
+    <w:p>
+      <w:pPr>
+        <w:spacing w:after="80"/>
+        <w:ind w:left="340"/>
+      </w:pPr>
+      <w:r>
+        <w:rPr>
+          <w:rFonts w:ascii="Menlo" w:hAnsi="Menlo"/>
+          <w:sz w:val="17"/>
+        </w:rPr>
+        <w:t>python -m scheduler.prior_sukprasert         # 시간 단독·공간+시간</w:t>
+      </w:r>
+    </w:p>
+    <w:p>
+      <w:pPr>
+        <w:spacing w:after="80"/>
+        <w:ind w:left="340"/>
+      </w:pPr>
+      <w:r>
+        <w:rPr>
+          <w:rFonts w:ascii="Menlo" w:hAnsi="Menlo"/>
+          <w:sz w:val="17"/>
+        </w:rPr>
+        <w:t>python -m scheduler.run_caspian_sweep 1.0    # Caspian, ω1 지정</w:t>
+      </w:r>
+    </w:p>
+    <w:p>
+      <w:pPr>
+        <w:spacing w:after="80"/>
+        <w:ind w:left="340"/>
+      </w:pPr>
+      <w:r>
+        <w:rPr>
+          <w:rFonts w:ascii="Menlo" w:hAnsi="Menlo"/>
+          <w:sz w:val="17"/>
+        </w:rPr>
+        <w:t>python -m scheduler.run_caspian_sweep 1.0 fractional</w:t>
+      </w:r>
+    </w:p>
+    <w:p>
+      <w:pPr>
+        <w:jc w:val="both"/>
+      </w:pPr>
+      <w:r>
+        <w:rPr>
+          <w:i w:val="0"/>
+          <w:sz w:val="20"/>
+        </w:rPr>
+        <w:t>Caspian 만 모듈이 아니라 별도 드라이버로 돈다. prior_caspian.py 는 결정만 돌려주고 채점하지 않으므로 직접 실행할 진입점이 없다 — 위 드라이버가 그 결정을 받아 공용 채점 함수에 넘긴다. 첫 인자는 원문의 가중치 ω1 이고, 둘째 인자를 주면 정수 올림 대신 분수 배정을 쓴다.</w:t>
+      </w:r>
+    </w:p>
+    <w:p>
+      <w:pPr>
+        <w:jc w:val="both"/>
+      </w:pPr>
+      <w:r>
+        <w:rPr>
+          <w:i w:val="0"/>
+          <w:sz w:val="20"/>
+        </w:rPr>
+        <w:t>A.9 의 정확 적분 재채점 표 두 개는 다음으로 만든다.</w:t>
+      </w:r>
+    </w:p>
+    <w:p>
+      <w:pPr>
+        <w:spacing w:after="80"/>
+        <w:ind w:left="340"/>
+      </w:pPr>
+      <w:r>
+        <w:rPr>
+          <w:rFonts w:ascii="Menlo" w:hAnsi="Menlo"/>
+          <w:sz w:val="17"/>
+        </w:rPr>
+        <w:t>python -m scheduler.accounting_check_table5</w:t>
+      </w:r>
+    </w:p>
+    <w:p>
+      <w:pPr>
+        <w:pStyle w:val="Heading2"/>
+      </w:pPr>
+      <w:r>
+        <w:rPr>
+          <w:rFonts w:ascii="맑은 고딕" w:hAnsi="맑은 고딕"/>
+        </w:rPr>
+        <w:t>입력 자료</w:t>
+      </w:r>
+    </w:p>
+    <w:tbl>
+      <w:tblPr>
+        <w:tblStyle w:val="TableGrid"/>
+        <w:tblW w:type="auto" w:w="0"/>
+        <w:tblLook w:firstColumn="1" w:firstRow="1" w:lastColumn="0" w:lastRow="0" w:noHBand="0" w:noVBand="1" w:val="04A0"/>
+      </w:tblPr>
+      <w:tblGrid>
+        <w:gridCol w:w="4759"/>
+        <w:gridCol w:w="4759"/>
+      </w:tblGrid>
+      <w:tr>
+        <w:tc>
+          <w:tcPr>
+            <w:tcW w:type="dxa" w:w="4759"/>
+          </w:tcPr>
+          <w:p>
+            <w:r/>
+            <w:r>
+              <w:rPr>
+                <w:b/>
+                <w:sz w:val="17"/>
+              </w:rPr>
+              <w:t>경로</w:t>
+            </w:r>
+          </w:p>
+        </w:tc>
+        <w:tc>
+          <w:tcPr>
+            <w:tcW w:type="dxa" w:w="4759"/>
+          </w:tcPr>
+          <w:p>
+            <w:r/>
+            <w:r>
+              <w:rPr>
+                <w:b/>
+                <w:sz w:val="17"/>
+              </w:rPr>
+              <w:t>내용</w:t>
+            </w:r>
+          </w:p>
+        </w:tc>
+      </w:tr>
+      <w:tr>
+        <w:tc>
+          <w:tcPr>
+            <w:tcW w:type="dxa" w:w="4759"/>
+          </w:tcPr>
+          <w:p>
+            <w:r/>
+            <w:r>
+              <w:rPr>
+                <w:b w:val="0"/>
+                <w:sz w:val="17"/>
+              </w:rPr>
+              <w:t>load_balancer/data/jobs.csv</w:t>
+            </w:r>
+          </w:p>
+        </w:tc>
+        <w:tc>
+          <w:tcPr>
+            <w:tcW w:type="dxa" w:w="4759"/>
+          </w:tcPr>
+          <w:p>
+            <w:r/>
+            <w:r>
+              <w:rPr>
+                <w:b w:val="0"/>
+                <w:sz w:val="17"/>
+              </w:rPr>
+              <w:t>작업 146,000건의 명세 (id·제출 시각·출발 리전·등급·실행 시간)</w:t>
+            </w:r>
+          </w:p>
+        </w:tc>
+      </w:tr>
+      <w:tr>
+        <w:tc>
+          <w:tcPr>
+            <w:tcW w:type="dxa" w:w="4759"/>
+          </w:tcPr>
+          <w:p>
+            <w:r/>
+            <w:r>
+              <w:rPr>
+                <w:b w:val="0"/>
+                <w:sz w:val="17"/>
+              </w:rPr>
+              <w:t>load_balancer/data/latency_8x8.csv</w:t>
+            </w:r>
+          </w:p>
+        </w:tc>
+        <w:tc>
+          <w:tcPr>
+            <w:tcW w:type="dxa" w:w="4759"/>
+          </w:tcPr>
+          <w:p>
+            <w:r/>
+            <w:r>
+              <w:rPr>
+                <w:b w:val="0"/>
+                <w:sz w:val="17"/>
+              </w:rPr>
+              <w:t>리전 간 왕복 지연 행렬 (ms)</w:t>
+            </w:r>
+          </w:p>
+        </w:tc>
+      </w:tr>
+      <w:tr>
+        <w:tc>
+          <w:tcPr>
+            <w:tcW w:type="dxa" w:w="4759"/>
+          </w:tcPr>
+          <w:p>
+            <w:r/>
+            <w:r>
+              <w:rPr>
+                <w:b w:val="0"/>
+                <w:sz w:val="17"/>
+              </w:rPr>
+              <w:t>load_balancer/data/lstm_eval/</w:t>
+            </w:r>
+          </w:p>
+        </w:tc>
+        <w:tc>
+          <w:tcPr>
+            <w:tcW w:type="dxa" w:w="4759"/>
+          </w:tcPr>
+          <w:p>
+            <w:r/>
+            <w:r>
+              <w:rPr>
+                <w:b w:val="0"/>
+                <w:sz w:val="17"/>
+              </w:rPr>
+              <w:t>리전별 eval_records — 실측(y_true)과 예측(y_pred)</w:t>
+            </w:r>
+          </w:p>
+        </w:tc>
+      </w:tr>
+      <w:tr>
+        <w:tc>
+          <w:tcPr>
+            <w:tcW w:type="dxa" w:w="4759"/>
+          </w:tcPr>
+          <w:p>
+            <w:r/>
+            <w:r>
+              <w:rPr>
+                <w:b w:val="0"/>
+                <w:sz w:val="17"/>
+              </w:rPr>
+              <w:t>scheduler/data/</w:t>
+            </w:r>
+          </w:p>
+        </w:tc>
+        <w:tc>
+          <w:tcPr>
+            <w:tcW w:type="dxa" w:w="4759"/>
+          </w:tcPr>
+          <w:p>
+            <w:r/>
+            <w:r>
+              <w:rPr>
+                <w:b w:val="0"/>
+                <w:sz w:val="17"/>
+              </w:rPr>
+              <w:t>용량 스윕·민감도·오라클 실행의 저장된 산출물</w:t>
+            </w:r>
+          </w:p>
+        </w:tc>
+      </w:tr>
+    </w:tbl>
+    <w:p/>
+    <w:p>
+      <w:pPr>
+        <w:jc w:val="center"/>
+      </w:pPr>
+      <w:r>
+        <w:rPr>
+          <w:b/>
+          <w:sz w:val="17"/>
+        </w:rPr>
+        <w:t>표 S9. 저장소에 포함된 입력 자료</w:t>
+      </w:r>
+    </w:p>
+    <w:p>
+      <w:pPr>
+        <w:jc w:val="both"/>
+      </w:pPr>
+      <w:r>
+        <w:rPr>
+          <w:i w:val="0"/>
+          <w:sz w:val="20"/>
+        </w:rPr>
+        <w:t>탄소 회계에 쓰는 실측 계열과 배치 결정에 쓰는 예측 계열은 모두 eval_records 에서 읽는다 — 재현에 LSTM 추론을 다시 돌릴 필요가 없다는 뜻이며, 그래서 학습 설정이 복원되지 않는 것이 재현을 막지 않는다.</w:t>
       </w:r>
     </w:p>
     <w:p>
@@ -4472,7 +4841,7 @@
           <w:i w:val="0"/>
           <w:sz w:val="20"/>
         </w:rPr>
-        <w:t>Python 3.12 이상, PuLP와 CBC 솔버, NumPy. 2025년 8개 리전 실측 탄소집약도 계열과 작업 146,000건의 명세가 저장소에 포함된다. 전체 재현에 보통 컴퓨터로 수십 분이 걸리며, A.5의 가중치 스윕은 그보다 오래 걸린다.</w:t>
+        <w:t>Python 3.11 이상(개발과 검증은 3.14.7 에서 수행), PuLP 3.3.2 와 함께 배포되는 CBC 2.10.3, NumPy. 0.14% 의 흔들림은 솔버의 동률 처리에서 오므로, 같은 값을 그대로 얻으려면 솔버 버전을 맞추는 편이 낫다. 전체 재현에 보통 컴퓨터로 수십 분이 걸리며, A.3 의 가중치 스윕과 A.5 의 Caspian 재현은 그보다 오래 걸린다.</w:t>
       </w:r>
     </w:p>
     <w:p>
@@ -5318,6 +5687,18 @@
       </w:tr>
     </w:tbl>
     <w:p/>
+    <w:p>
+      <w:pPr>
+        <w:jc w:val="center"/>
+      </w:pPr>
+      <w:r>
+        <w:rPr>
+          <w:b/>
+          <w:sz w:val="17"/>
+        </w:rPr>
+        <w:t>표 S10. 표 2의 세 단계를 두 회계로 다시 채점한 결과</w:t>
+      </w:r>
+    </w:p>
     <w:p>
       <w:pPr>
         <w:jc w:val="both"/>
@@ -5774,6 +6155,18 @@
     <w:p/>
     <w:p>
       <w:pPr>
+        <w:jc w:val="center"/>
+      </w:pPr>
+      <w:r>
+        <w:rPr>
+          <w:b/>
+          <w:sz w:val="17"/>
+        </w:rPr>
+        <w:t>표 S11. 표 5의 선행 정책을 두 회계로 다시 채점한 결과</w:t>
+      </w:r>
+    </w:p>
+    <w:p>
+      <w:pPr>
         <w:jc w:val="both"/>
       </w:pPr>
       <w:r>

--- a/paper/versions/2026-09-24/CAST_추가자료_간격수정전.docx
+++ b/paper/versions/2026-09-24/CAST_추가자료_간격수정전.docx
@@ -532,7 +532,7 @@
           <w:i/>
           <w:sz w:val="20"/>
         </w:rPr>
-        <w:t>표와 그림 번호는 본편과 구분하기 위해 S를 붙인다(표 S1, 그림 S1). 본편의 번호와 섞이지 않는다.</w:t>
+        <w:t>표 번호는 본편과 구분하기 위해 S를 붙인다(표 S1 … 표 S11). 본편의 번호와 섞이지 않는다. 본편의 표·그림·식을 가리킬 때는 “본편 표 5”처럼 적는다.</w:t>
       </w:r>
     </w:p>
     <w:p>
@@ -801,6 +801,19 @@
           <w:sz w:val="20"/>
         </w:rPr>
         <w:t>그 결과 CASPER의 해는 매 시간 모든 작업을 그 시각 가장 깨끗한 리전 하나로 보내는 것이 된다. 실제로 임의의 한 시각을 열어 보면 8개 리전에서 발생한 요청 전부의 목적지가 프랑스 하나였다. 이는 구현 오류가 아니라 제약이 없는 최적화의 정상적인 귀결이다.</w:t>
+      </w:r>
+    </w:p>
+    <w:p>
+      <w:pPr>
+        <w:spacing w:before="120" w:after="40"/>
+        <w:jc w:val="center"/>
+      </w:pPr>
+      <w:r>
+        <w:rPr>
+          <w:b/>
+          <w:sz w:val="17"/>
+        </w:rPr>
+        <w:t>표 S1. CASPER 두 스케줄러를 본 연구 데이터에 적용한 결과</w:t>
       </w:r>
     </w:p>
     <w:tbl>
@@ -1249,18 +1262,6 @@
     <w:p/>
     <w:p>
       <w:pPr>
-        <w:jc w:val="center"/>
-      </w:pPr>
-      <w:r>
-        <w:rPr>
-          <w:b/>
-          <w:sz w:val="17"/>
-        </w:rPr>
-        <w:t>표 S1. CASPER 두 스케줄러를 본 연구 데이터에 적용한 결과</w:t>
-      </w:r>
-    </w:p>
-    <w:p>
-      <w:pPr>
         <w:jc w:val="both"/>
       </w:pPr>
       <w:r>
@@ -1402,6 +1403,19 @@
           <w:sz w:val="20"/>
         </w:rPr>
         <w:t>CICS에는 작업별 마감이 없고 “하루 안에 끝난다”만 있다. 본 연구의 작업에는 마감이 있으므로 대기열에서 마감이 임박한 순으로 뽑되, 이번 슬롯이 마지막 기회인 작업은 곡선의 상한을 넘겨 내보냈다. 이 예외가 37,594건, 곧 전체의 26%에 해당한다. 이는 CICS의 결함이 아니라 전제가 다른 데서 오는 차이다.</w:t>
+      </w:r>
+    </w:p>
+    <w:p>
+      <w:pPr>
+        <w:spacing w:before="120" w:after="40"/>
+        <w:jc w:val="center"/>
+      </w:pPr>
+      <w:r>
+        <w:rPr>
+          <w:b/>
+          <w:sz w:val="17"/>
+        </w:rPr>
+        <w:t>표 S2. CICS와 본 연구를 같은 축에서 비교한 결과</w:t>
       </w:r>
     </w:p>
     <w:tbl>
@@ -1688,18 +1702,6 @@
     <w:p/>
     <w:p>
       <w:pPr>
-        <w:jc w:val="center"/>
-      </w:pPr>
-      <w:r>
-        <w:rPr>
-          <w:b/>
-          <w:sz w:val="17"/>
-        </w:rPr>
-        <w:t>표 S2. CICS와 본 연구를 같은 축에서 비교한 결과</w:t>
-      </w:r>
-    </w:p>
-    <w:p>
-      <w:pPr>
         <w:jc w:val="both"/>
       </w:pPr>
       <w:r>
@@ -1778,6 +1780,19 @@
           <w:sz w:val="20"/>
         </w:rPr>
         <w:t>표에서 “시간 이동만”은 홈 리전 고정이 아니다. 공간 배정은 본 연구의 무릎점 자동 선택 결과를 그대로 물려받고 시간 축의 알고리즘만 Sukprasert 의 것으로 갈아끼운 대조다 — 그래서 평균 네트워크 지연이 본편 표 1 의 무릎점 값과 같다. 공간 축까지 함께 푸는 것은 다음 행(“공간 + 시간”)이다.</w:t>
+      </w:r>
+    </w:p>
+    <w:p>
+      <w:pPr>
+        <w:spacing w:before="120" w:after="40"/>
+        <w:jc w:val="center"/>
+      </w:pPr>
+      <w:r>
+        <w:rPr>
+          <w:b/>
+          <w:sz w:val="17"/>
+        </w:rPr>
+        <w:t>표 S3. Sukprasert 알고리즘을 본 연구 데이터에 적용한 결과</w:t>
       </w:r>
     </w:p>
     <w:tbl>
@@ -2064,18 +2079,6 @@
     <w:p/>
     <w:p>
       <w:pPr>
-        <w:jc w:val="center"/>
-      </w:pPr>
-      <w:r>
-        <w:rPr>
-          <w:b/>
-          <w:sz w:val="17"/>
-        </w:rPr>
-        <w:t>표 S3. Sukprasert 알고리즘을 본 연구 데이터에 적용한 결과</w:t>
-      </w:r>
-    </w:p>
-    <w:p>
-      <w:pPr>
         <w:jc w:val="both"/>
       </w:pPr>
       <w:r>
@@ -2317,6 +2320,19 @@
           <w:rFonts w:ascii="맑은 고딕" w:hAnsi="맑은 고딕"/>
         </w:rPr>
         <w:t>우리 데이터로 옮기며 내린 판단</w:t>
+      </w:r>
+    </w:p>
+    <w:p>
+      <w:pPr>
+        <w:spacing w:before="120" w:after="40"/>
+        <w:jc w:val="center"/>
+      </w:pPr>
+      <w:r>
+        <w:rPr>
+          <w:b/>
+          <w:sz w:val="17"/>
+        </w:rPr>
+        <w:t>표 S4. Caspian 정식화를 본 연구 데이터에 대응시킨 내역</w:t>
       </w:r>
     </w:p>
     <w:tbl>
@@ -2663,18 +2679,6 @@
     <w:p/>
     <w:p>
       <w:pPr>
-        <w:jc w:val="center"/>
-      </w:pPr>
-      <w:r>
-        <w:rPr>
-          <w:b/>
-          <w:sz w:val="17"/>
-        </w:rPr>
-        <w:t>표 S4. Caspian 정식화를 본 연구 데이터에 대응시킨 내역</w:t>
-      </w:r>
-    </w:p>
-    <w:p>
-      <w:pPr>
         <w:jc w:val="both"/>
       </w:pPr>
       <w:r>
@@ -2706,6 +2710,19 @@
           <w:sz w:val="20"/>
         </w:rPr>
         <w:t>Caspian 의 정식화는 슬롯보다 짧은 작업을 표현하지 못한다. l_i 가 슬롯 수이므로 6초짜리 작업도 한 슬롯을 통째로 차지한다. 본 연구의 워크로드는 이 한계에 정면으로 걸린다.</w:t>
+      </w:r>
+    </w:p>
+    <w:p>
+      <w:pPr>
+        <w:spacing w:before="120" w:after="40"/>
+        <w:jc w:val="center"/>
+      </w:pPr>
+      <w:r>
+        <w:rPr>
+          <w:b/>
+          <w:sz w:val="17"/>
+        </w:rPr>
+        <w:t>표 S5. 슬롯 올림이 만드는 점유 부풀림 — k=3 이하가 전체의 60.1%다</w:t>
       </w:r>
     </w:p>
     <w:tbl>
@@ -3132,18 +3149,6 @@
     <w:p/>
     <w:p>
       <w:pPr>
-        <w:jc w:val="center"/>
-      </w:pPr>
-      <w:r>
-        <w:rPr>
-          <w:b/>
-          <w:sz w:val="17"/>
-        </w:rPr>
-        <w:t>표 S5. 슬롯 올림이 만드는 점유 부풀림 — k=3 이하가 전체의 60.1%다</w:t>
-      </w:r>
-    </w:p>
-    <w:p>
-      <w:pPr>
         <w:jc w:val="both"/>
       </w:pPr>
       <w:r>
@@ -3152,6 +3157,19 @@
           <w:sz w:val="20"/>
         </w:rPr>
         <w:t>이 부풀림이 결과를 얼마나 좌우하는지 보려고, 자원 요구량을 r_i = min(실행 시간, 1) 로 완화한 대조 실행을 같은 조건에서 돌렸다. 원문의 r_i 는 개수가 아니라 자원량이므로 이 읽기가 오히려 원문에 가깝다.</w:t>
+      </w:r>
+    </w:p>
+    <w:p>
+      <w:pPr>
+        <w:spacing w:before="120" w:after="40"/>
+        <w:jc w:val="center"/>
+      </w:pPr>
+      <w:r>
+        <w:rPr>
+          <w:b/>
+          <w:sz w:val="17"/>
+        </w:rPr>
+        <w:t>표 S6. 올림과 분수 점유의 비교 — 60일 부분집합, 24,000건, ω1=1</w:t>
       </w:r>
     </w:p>
     <w:tbl>
@@ -3442,18 +3460,6 @@
     <w:p/>
     <w:p>
       <w:pPr>
-        <w:jc w:val="center"/>
-      </w:pPr>
-      <w:r>
-        <w:rPr>
-          <w:b/>
-          <w:sz w:val="17"/>
-        </w:rPr>
-        <w:t>표 S6. 올림과 분수 점유의 비교 — 60일 부분집합, 24,000건, ω1=1</w:t>
-      </w:r>
-    </w:p>
-    <w:p>
-      <w:pPr>
         <w:jc w:val="both"/>
       </w:pPr>
       <w:r>
@@ -3602,6 +3608,19 @@
           <w:sz w:val="20"/>
         </w:rPr>
         <w:t>본 연구는 실제 클러스터 배포가 아닌 시뮬레이션 평가다. 비교 대상들의 평가 방식을 원문에서 확인한 결과는 다음과 같다.</w:t>
+      </w:r>
+    </w:p>
+    <w:p>
+      <w:pPr>
+        <w:spacing w:before="120" w:after="40"/>
+        <w:jc w:val="center"/>
+      </w:pPr>
+      <w:r>
+        <w:rPr>
+          <w:b/>
+          <w:sz w:val="17"/>
+        </w:rPr>
+        <w:t>표 S7. 선행 연구와 본 연구의 평가 방식·규모</w:t>
       </w:r>
     </w:p>
     <w:tbl>
@@ -4054,18 +4073,6 @@
     <w:p/>
     <w:p>
       <w:pPr>
-        <w:jc w:val="center"/>
-      </w:pPr>
-      <w:r>
-        <w:rPr>
-          <w:b/>
-          <w:sz w:val="17"/>
-        </w:rPr>
-        <w:t>표 S7. 선행 연구와 본 연구의 평가 방식·규모</w:t>
-      </w:r>
-    </w:p>
-    <w:p>
-      <w:pPr>
         <w:jc w:val="both"/>
       </w:pPr>
       <w:r>
@@ -4120,6 +4127,19 @@
           <w:rFonts w:ascii="맑은 고딕" w:hAnsi="맑은 고딕"/>
         </w:rPr>
         <w:t>구성</w:t>
+      </w:r>
+    </w:p>
+    <w:p>
+      <w:pPr>
+        <w:spacing w:before="120" w:after="40"/>
+        <w:jc w:val="center"/>
+      </w:pPr>
+      <w:r>
+        <w:rPr>
+          <w:b/>
+          <w:sz w:val="17"/>
+        </w:rPr>
+        <w:t>표 S8. 재현에 쓰이는 파일</w:t>
       </w:r>
     </w:p>
     <w:tbl>
@@ -4392,18 +4412,6 @@
     <w:p/>
     <w:p>
       <w:pPr>
-        <w:jc w:val="center"/>
-      </w:pPr>
-      <w:r>
-        <w:rPr>
-          <w:b/>
-          <w:sz w:val="17"/>
-        </w:rPr>
-        <w:t>표 S8. 재현에 쓰이는 파일</w:t>
-      </w:r>
-    </w:p>
-    <w:p>
-      <w:pPr>
         <w:pStyle w:val="Heading2"/>
       </w:pPr>
       <w:r>
@@ -4600,6 +4608,19 @@
           <w:rFonts w:ascii="맑은 고딕" w:hAnsi="맑은 고딕"/>
         </w:rPr>
         <w:t>입력 자료</w:t>
+      </w:r>
+    </w:p>
+    <w:p>
+      <w:pPr>
+        <w:spacing w:before="120" w:after="40"/>
+        <w:jc w:val="center"/>
+      </w:pPr>
+      <w:r>
+        <w:rPr>
+          <w:b/>
+          <w:sz w:val="17"/>
+        </w:rPr>
+        <w:t>표 S9. 저장소에 포함된 입력 자료</w:t>
       </w:r>
     </w:p>
     <w:tbl>
@@ -4776,18 +4797,6 @@
     <w:p/>
     <w:p>
       <w:pPr>
-        <w:jc w:val="center"/>
-      </w:pPr>
-      <w:r>
-        <w:rPr>
-          <w:b/>
-          <w:sz w:val="17"/>
-        </w:rPr>
-        <w:t>표 S9. 저장소에 포함된 입력 자료</w:t>
-      </w:r>
-    </w:p>
-    <w:p>
-      <w:pPr>
         <w:jc w:val="both"/>
       </w:pPr>
       <w:r>
@@ -5045,6 +5054,279 @@
         <w:rPr>
           <w:rFonts w:ascii="맑은 고딕" w:hAnsi="맑은 고딕"/>
         </w:rPr>
+        <w:t>용량을 보지 않고 지나가는 경로</w:t>
+      </w:r>
+    </w:p>
+    <w:p>
+      <w:pPr>
+        <w:jc w:val="both"/>
+      </w:pPr>
+      <w:r>
+        <w:rPr>
+          <w:i w:val="0"/>
+          <w:sz w:val="20"/>
+        </w:rPr>
+        <w:t>Algorithm 1 의 4번 줄은 도착 시점에 ⌊D_j − d_j⌋ ≤ ⌊s_j⌋ 인 작업을 큐에 넣지 않고 바로 실행한다. 정수 슬롯 격자 위에 제출 시각의 슬롯 말고는 후보가 없다는 뜻이며, 지연 예산이 슬롯 길이인 1시간보다 짧은 작업(등급 3·4·5)이 대부분 여기 해당한다. 146,000건 가운데 86,292건(59.1%)이 이 경로로 간다.</w:t>
+      </w:r>
+    </w:p>
+    <w:p>
+      <w:pPr>
+        <w:jc w:val="both"/>
+      </w:pPr>
+      <w:r>
+        <w:rPr>
+          <w:i w:val="0"/>
+          <w:sz w:val="20"/>
+        </w:rPr>
+        <w:t>이 경로는 용량을 확인하지 않는다. 옮길 자리가 없는 작업을 막으면 마감을 넘기는 수밖에 없는데, 본 설계는 마감을 하드 제약으로 두기 때문이다. 상한 위반이 여기서 나온다 — 전체 227건을 경로별로 나누면 다음과 같다.</w:t>
+      </w:r>
+    </w:p>
+    <w:p>
+      <w:pPr>
+        <w:spacing w:before="120" w:after="40"/>
+        <w:jc w:val="center"/>
+      </w:pPr>
+      <w:r>
+        <w:rPr>
+          <w:b/>
+          <w:sz w:val="17"/>
+        </w:rPr>
+        <w:t>표 S12. 상한 위반 227건의 경로별 분해</w:t>
+      </w:r>
+    </w:p>
+    <w:tbl>
+      <w:tblPr>
+        <w:tblStyle w:val="TableGrid"/>
+        <w:tblW w:type="auto" w:w="0"/>
+        <w:tblLook w:firstColumn="1" w:firstRow="1" w:lastColumn="0" w:lastRow="0" w:noHBand="0" w:noVBand="1" w:val="04A0"/>
+      </w:tblPr>
+      <w:tblGrid>
+        <w:gridCol w:w="3173"/>
+        <w:gridCol w:w="3173"/>
+        <w:gridCol w:w="3173"/>
+      </w:tblGrid>
+      <w:tr>
+        <w:tc>
+          <w:tcPr>
+            <w:tcW w:type="dxa" w:w="3173"/>
+          </w:tcPr>
+          <w:p>
+            <w:r/>
+            <w:r>
+              <w:rPr>
+                <w:b/>
+                <w:sz w:val="17"/>
+              </w:rPr>
+              <w:t>경로</w:t>
+            </w:r>
+          </w:p>
+        </w:tc>
+        <w:tc>
+          <w:tcPr>
+            <w:tcW w:type="dxa" w:w="3173"/>
+          </w:tcPr>
+          <w:p>
+            <w:pPr>
+              <w:jc w:val="right"/>
+            </w:pPr>
+            <w:r/>
+            <w:r>
+              <w:rPr>
+                <w:b/>
+                <w:sz w:val="17"/>
+              </w:rPr>
+              <w:t>위반 건수</w:t>
+            </w:r>
+          </w:p>
+        </w:tc>
+        <w:tc>
+          <w:tcPr>
+            <w:tcW w:type="dxa" w:w="3173"/>
+          </w:tcPr>
+          <w:p>
+            <w:r/>
+            <w:r>
+              <w:rPr>
+                <w:b/>
+                <w:sz w:val="17"/>
+              </w:rPr>
+              <w:t>무엇인가</w:t>
+            </w:r>
+          </w:p>
+        </w:tc>
+      </w:tr>
+      <w:tr>
+        <w:tc>
+          <w:tcPr>
+            <w:tcW w:type="dxa" w:w="3173"/>
+          </w:tcPr>
+          <w:p>
+            <w:r/>
+            <w:r>
+              <w:rPr>
+                <w:b w:val="0"/>
+                <w:sz w:val="17"/>
+              </w:rPr>
+              <w:t>마감 직전 강제 편입 (F)</w:t>
+            </w:r>
+          </w:p>
+        </w:tc>
+        <w:tc>
+          <w:tcPr>
+            <w:tcW w:type="dxa" w:w="3173"/>
+          </w:tcPr>
+          <w:p>
+            <w:pPr>
+              <w:jc w:val="right"/>
+            </w:pPr>
+            <w:r/>
+            <w:r>
+              <w:rPr>
+                <w:b w:val="0"/>
+                <w:sz w:val="17"/>
+              </w:rPr>
+              <w:t>106</w:t>
+            </w:r>
+          </w:p>
+        </w:tc>
+        <w:tc>
+          <w:tcPr>
+            <w:tcW w:type="dxa" w:w="3173"/>
+          </w:tcPr>
+          <w:p>
+            <w:r/>
+            <w:r>
+              <w:rPr>
+                <w:b w:val="0"/>
+                <w:sz w:val="17"/>
+              </w:rPr>
+              <w:t>u_j(t) &lt; 1 이라 이번 슬롯이 마지막 기회</w:t>
+            </w:r>
+          </w:p>
+        </w:tc>
+      </w:tr>
+      <w:tr>
+        <w:tc>
+          <w:tcPr>
+            <w:tcW w:type="dxa" w:w="3173"/>
+          </w:tcPr>
+          <w:p>
+            <w:r/>
+            <w:r>
+              <w:rPr>
+                <w:b w:val="0"/>
+                <w:sz w:val="17"/>
+              </w:rPr>
+              <w:t>즉시 실행 (4번 줄)</w:t>
+            </w:r>
+          </w:p>
+        </w:tc>
+        <w:tc>
+          <w:tcPr>
+            <w:tcW w:type="dxa" w:w="3173"/>
+          </w:tcPr>
+          <w:p>
+            <w:pPr>
+              <w:jc w:val="right"/>
+            </w:pPr>
+            <w:r/>
+            <w:r>
+              <w:rPr>
+                <w:b w:val="0"/>
+                <w:sz w:val="17"/>
+              </w:rPr>
+              <w:t>121</w:t>
+            </w:r>
+          </w:p>
+        </w:tc>
+        <w:tc>
+          <w:tcPr>
+            <w:tcW w:type="dxa" w:w="3173"/>
+          </w:tcPr>
+          <w:p>
+            <w:r/>
+            <w:r>
+              <w:rPr>
+                <w:b w:val="0"/>
+                <w:sz w:val="17"/>
+              </w:rPr>
+              <w:t>정수 격자에 다른 후보가 없음</w:t>
+            </w:r>
+          </w:p>
+        </w:tc>
+      </w:tr>
+      <w:tr>
+        <w:tc>
+          <w:tcPr>
+            <w:tcW w:type="dxa" w:w="3173"/>
+          </w:tcPr>
+          <w:p>
+            <w:r/>
+            <w:r>
+              <w:rPr>
+                <w:b w:val="0"/>
+                <w:sz w:val="17"/>
+              </w:rPr>
+              <w:t>용량 확인 후 배정 (P)</w:t>
+            </w:r>
+          </w:p>
+        </w:tc>
+        <w:tc>
+          <w:tcPr>
+            <w:tcW w:type="dxa" w:w="3173"/>
+          </w:tcPr>
+          <w:p>
+            <w:pPr>
+              <w:jc w:val="right"/>
+            </w:pPr>
+            <w:r/>
+            <w:r>
+              <w:rPr>
+                <w:b w:val="0"/>
+                <w:sz w:val="17"/>
+              </w:rPr>
+              <w:t>0</w:t>
+            </w:r>
+          </w:p>
+        </w:tc>
+        <w:tc>
+          <w:tcPr>
+            <w:tcW w:type="dxa" w:w="3173"/>
+          </w:tcPr>
+          <w:p>
+            <w:r/>
+            <w:r>
+              <w:rPr>
+                <w:b w:val="0"/>
+                <w:sz w:val="17"/>
+              </w:rPr>
+              <w:t>상한에 도달한 슬롯을 미리 제외한 경로</w:t>
+            </w:r>
+          </w:p>
+        </w:tc>
+      </w:tr>
+    </w:tbl>
+    <w:p/>
+    <w:p>
+      <w:pPr>
+        <w:jc w:val="both"/>
+      </w:pPr>
+      <w:r>
+        <w:rPr>
+          <w:i w:val="0"/>
+          <w:sz w:val="20"/>
+        </w:rPr>
+        <w:t>용량을 확인하고 배정한 경로에서는 한 건도 나오지 않는다. 남은 227건은 알고리즘이 놓친 것이 아니라 마감을 지키기 위해 의도적으로 양보한 것이다.</w:t>
+      </w:r>
+    </w:p>
+    <w:p>
+      <w:pPr>
+        <w:pStyle w:val="Heading2"/>
+      </w:pPr>
+      <w:r>
+        <w:rPr>
+          <w:rFonts w:ascii="맑은 고딕" w:hAnsi="맑은 고딕"/>
+        </w:rPr>
         <w:t>우선순위를 순수 EDF 로 둔 까닭</w:t>
       </w:r>
     </w:p>
@@ -5338,6 +5620,19 @@
           <w:sz w:val="20"/>
         </w:rPr>
         <w:t>슬롯 평균은 근사이므로, 같은 스케줄을 겹침 길이로 가중한 정확 적분으로 다시 채점해 차이를 쟀다. 작업 146,000건 전수이며 스케줄은 손대지 않았다 — 회계만 바꾼 것이다. 개별 작업 단위로는 최대 40%대까지 벌어지지만 총합에서 상쇄된다.</w:t>
+      </w:r>
+    </w:p>
+    <w:p>
+      <w:pPr>
+        <w:spacing w:before="120" w:after="40"/>
+        <w:jc w:val="center"/>
+      </w:pPr>
+      <w:r>
+        <w:rPr>
+          <w:b/>
+          <w:sz w:val="17"/>
+        </w:rPr>
+        <w:t>표 S10. 표 2의 세 단계를 두 회계로 다시 채점한 결과</w:t>
       </w:r>
     </w:p>
     <w:tbl>
@@ -5689,18 +5984,6 @@
     <w:p/>
     <w:p>
       <w:pPr>
-        <w:jc w:val="center"/>
-      </w:pPr>
-      <w:r>
-        <w:rPr>
-          <w:b/>
-          <w:sz w:val="17"/>
-        </w:rPr>
-        <w:t>표 S10. 표 2의 세 단계를 두 회계로 다시 채점한 결과</w:t>
-      </w:r>
-    </w:p>
-    <w:p>
-      <w:pPr>
         <w:jc w:val="both"/>
       </w:pPr>
       <w:r>
@@ -5721,6 +6004,19 @@
           <w:sz w:val="20"/>
         </w:rPr>
         <w:t>본편 표 5의 선행 정책도 같은 방식으로 다시 채점하였다. 이쪽은 구현이 남이 설계한 정책이므로, 회계가 한쪽에 유리하게 작동하지 않는지 따로 확인할 필요가 있었다.</w:t>
+      </w:r>
+    </w:p>
+    <w:p>
+      <w:pPr>
+        <w:spacing w:before="120" w:after="40"/>
+        <w:jc w:val="center"/>
+      </w:pPr>
+      <w:r>
+        <w:rPr>
+          <w:b/>
+          <w:sz w:val="17"/>
+        </w:rPr>
+        <w:t>표 S11. 표 5의 선행 정책을 두 회계로 다시 채점한 결과</w:t>
       </w:r>
     </w:p>
     <w:tbl>
@@ -6155,18 +6451,6 @@
     <w:p/>
     <w:p>
       <w:pPr>
-        <w:jc w:val="center"/>
-      </w:pPr>
-      <w:r>
-        <w:rPr>
-          <w:b/>
-          <w:sz w:val="17"/>
-        </w:rPr>
-        <w:t>표 S11. 표 5의 선행 정책을 두 회계로 다시 채점한 결과</w:t>
-      </w:r>
-    </w:p>
-    <w:p>
-      <w:pPr>
         <w:jc w:val="both"/>
       </w:pPr>
       <w:r>

--- a/paper/versions/2026-09-24/CAST_추가자료_간격수정전.docx
+++ b/paper/versions/2026-09-24/CAST_추가자료_간격수정전.docx
@@ -5596,7 +5596,7 @@
           <w:i w:val="0"/>
           <w:sz w:val="20"/>
         </w:rPr>
-        <w:t>scheduler/timeshift.py 의 mean_carbon 과 scheduler/capacity.py 의 _Windows.actual_mean 이 이 계산이며, 표 2의 네 행과 표 5의 선행 정책이 모두 이 함수를 통과한다. 소비 전력 P 는 작업당 1kW 상수로 가정한다 — 실측값이 아니라 상대 비교를 위한 단순화이며, 그 결과 배출량 차이는 전적으로 실행 리전과 실행 시각에서 온다. 결정은 예측값으로 하되 이 회계는 언제나 실측값으로 한다.</w:t>
+        <w:t>scheduler/timeshift.py 의 mean_carbon 과 scheduler/capacity.py 의 _Windows.actual_mean 이 이 계산이며, 표 2의 다섯 행 전부와 표 5의 선행 정책이 모두 이 함수를 통과한다. 기준 ①도 예외가 아니다 — 29,225.6 kg 은 로드밸런서의 baseline 산출물(적분 회계로 29,182.6 kg)이 아니라 scheduler 의 simple_lb_immediate 실행에서 나온 값이다. 소비 전력 P 는 작업당 1kW 상수로 가정한다 — 실측값이 아니라 상대 비교를 위한 단순화이며, 그 결과 배출량 차이는 전적으로 실행 리전과 실행 시각에서 온다. 결정은 예측값으로 하되 이 회계는 언제나 실측값으로 한다.</w:t>
       </w:r>
     </w:p>
     <w:p>

--- a/paper/versions/2026-09-24/CAST_추가자료_간격수정전.docx
+++ b/paper/versions/2026-09-24/CAST_추가자료_간격수정전.docx
@@ -532,7 +532,7 @@
           <w:i/>
           <w:sz w:val="20"/>
         </w:rPr>
-        <w:t>표 번호는 본편과 구분하기 위해 S를 붙인다(표 S1 … 표 S11). 본편의 번호와 섞이지 않는다. 본편의 표·그림·식을 가리킬 때는 “본편 표 5”처럼 적는다.</w:t>
+        <w:t>표 번호는 본편과 구분하기 위해 S를 붙인다(표 S1 … 표 S12). 본편의 번호와 섞이지 않는다. 본편의 표·그림·식을 가리킬 때는 “본편 표 5”처럼 적는다.</w:t>
       </w:r>
     </w:p>
     <w:p>
@@ -4080,7 +4080,7 @@
           <w:i w:val="0"/>
           <w:sz w:val="20"/>
         </w:rPr>
-        <w:t>탄소집약도는 계절에 따른 구조를 갖는다. 여름의 태양광과 겨울의 풍력, 리전 간 위상차는 하루 단위 실험으로는 관측할 수 없다. 본편 4.3절이 보고하는 “시간 이동 절감의 71.9%가 한 리전에서 발생하고 그 리전의 초과 슬롯 91.38%가 저녁 세 시간에 몰린다”는 결과는 1년치 자료 없이는 얻을 수 없다.</w:t>
+        <w:t>탄소집약도는 계절에 따른 구조를 갖는다. 여름의 태양광과 겨울의 풍력, 리전 간 위상차는 하루 단위 실험으로는 관측할 수 없다. 본편 4.3절이 보고하는 “용량을 두지 않았을 때 시간 이동이 만드는 절감의 71.9%가 한 리전에서 발생하고, 그 리전에서 상한을 넘긴 시간의 91.38%가 UTC 19~21시, 곧 현지 한낮 세 시간에 몰린다”는 결과는 1년치 자료 없이는 얻을 수 없다.</w:t>
       </w:r>
     </w:p>
     <w:p>
@@ -5339,7 +5339,7 @@
           <w:i w:val="0"/>
           <w:sz w:val="20"/>
         </w:rPr>
-        <w:t>탄소 이득으로 정렬하면 나중에 측정할 지표로 지금 순서를 정하는 순환 논리가 된다. 남은 여유가 가장 적은 작업을 먼저 넣으면 여유가 0인 작업이 자동으로 1순위가 되어 별도의 예외 규칙도 필요 없다. 다만 마감 임박 집합 F_r(t) 는 후보 집합 P_r(t) 가 아니라 대기 집합 Q(t) 전체에서 고른다 — 그러지 않으면 지금이 최선이 아닌 마감 임박 작업이 후보에서 빠져 무한정 밀릴 수 있다.</w:t>
+        <w:t>본편 3.4절이 순환 논리를 이유로 들었다. 여기서 한 가지를 덧붙인다 — 남은 여유로 정렬하면 여유가 0인 작업이 자동으로 1순위가 되므로 마감 임박을 따로 처리하는 예외 규칙이 필요 없다. 다만 마감 임박 집합 F_r(t) 는 후보 집합 P_r(t) 가 아니라 대기 집합 Q(t) 전체에서 고른다 — 그러지 않으면 지금이 최선이 아닌 마감 임박 작업이 후보에서 빠져 무한정 밀릴 수 있다.</w:t>
       </w:r>
     </w:p>
     <w:p>
@@ -5362,7 +5362,7 @@
           <w:i w:val="0"/>
           <w:sz w:val="20"/>
         </w:rPr>
-        <w:t>슬롯이 하나 지날 때마다 u_j(t) 는 정확히 1씩 줄고 시작 값이 유한하므로, 유한한 슬롯 안에 u_j(t) &lt; 1 에 도달해 F_r(t) 에 편입되며 용량과 무관하게 실행이 확정된다 — 어떤 작업도 무한히 연기되지 않는다. 또 후보 슬롯은 애초에 D_j − d_j 이하로만 잡히므로 마감을 넘긴 배정은 탐색 공간에 존재하지 않는다. 두 보장은 서로 독립이며, 전자는 용량이 아무리 빡빡해도 성립한다.</w:t>
+        <w:t>증명은 본편 3.4절에 있다. 여기서는 그 두 보장이 서로 독립이라는 점만 덧붙인다. 무한 연기가 없다는 보장은 u_j(t) 가 슬롯마다 1씩 줄어든다는 사실에서만 나오므로 용량이 아무리 빡빡해도 성립하고, 마감을 넘기지 않는다는 보장은 후보 집합의 정의에서 나오므로 알고리즘이 무엇을 고르든 성립한다. 용량을 조여 절감이 떨어지는 구간에서도 마감 위반이 0으로 유지되는 것이 이 독립성의 실측 확인이다.</w:t>
       </w:r>
     </w:p>
     <w:p>

--- a/paper/versions/2026-09-24/CAST_추가자료_간격수정전.docx
+++ b/paper/versions/2026-09-24/CAST_추가자료_간격수정전.docx
@@ -532,7 +532,7 @@
           <w:i/>
           <w:sz w:val="20"/>
         </w:rPr>
-        <w:t>표 번호는 본편과 구분하기 위해 S를 붙인다(표 S1 … 표 S12). 본편의 번호와 섞이지 않는다. 본편의 표·그림·식을 가리킬 때는 “본편 표 5”처럼 적는다.</w:t>
+        <w:t>표 번호는 본편과 구분하기 위해 S를 붙인다(표 S1 … 표 S13). 본편의 번호와 섞이지 않는다. 본편의 표·그림·식을 가리킬 때는 “본편 표 5”처럼 적는다.</w:t>
       </w:r>
     </w:p>
     <w:p>
@@ -3546,10 +3546,366 @@
       </w:pPr>
       <w:r>
         <w:rPr>
-          <w:i/>
+          <w:i w:val="0"/>
           <w:sz w:val="20"/>
         </w:rPr>
-        <w:t>【전체 스케일 실행 진행 중】</w:t>
+        <w:t>146,000건 전체를 두 모드로 돌렸다. 본편 표 5에는 분수 배정 쪽을 싣는다 — 원문의 정식화에 더 가깝고 네 지표 모두 올림보다 낫다.</w:t>
+      </w:r>
+    </w:p>
+    <w:tbl>
+      <w:tblPr>
+        <w:tblStyle w:val="TableGrid"/>
+        <w:tblW w:type="auto" w:w="0"/>
+        <w:tblLook w:firstColumn="1" w:firstRow="1" w:lastColumn="0" w:lastRow="0" w:noHBand="0" w:noVBand="1" w:val="04A0"/>
+      </w:tblPr>
+      <w:tblGrid>
+        <w:gridCol w:w="3173"/>
+        <w:gridCol w:w="3173"/>
+        <w:gridCol w:w="3173"/>
+      </w:tblGrid>
+      <w:tr>
+        <w:tc>
+          <w:tcPr>
+            <w:tcW w:type="dxa" w:w="3173"/>
+          </w:tcPr>
+          <w:p>
+            <w:r/>
+            <w:r>
+              <w:rPr>
+                <w:b/>
+                <w:sz w:val="17"/>
+              </w:rPr>
+              <w:t>지표</w:t>
+            </w:r>
+          </w:p>
+        </w:tc>
+        <w:tc>
+          <w:tcPr>
+            <w:tcW w:type="dxa" w:w="3173"/>
+          </w:tcPr>
+          <w:p>
+            <w:pPr>
+              <w:jc w:val="right"/>
+            </w:pPr>
+            <w:r/>
+            <w:r>
+              <w:rPr>
+                <w:b/>
+                <w:sz w:val="17"/>
+              </w:rPr>
+              <w:t>올림 (A.5 대조)</w:t>
+            </w:r>
+          </w:p>
+        </w:tc>
+        <w:tc>
+          <w:tcPr>
+            <w:tcW w:type="dxa" w:w="3173"/>
+          </w:tcPr>
+          <w:p>
+            <w:pPr>
+              <w:jc w:val="right"/>
+            </w:pPr>
+            <w:r/>
+            <w:r>
+              <w:rPr>
+                <w:b/>
+                <w:sz w:val="17"/>
+              </w:rPr>
+              <w:t>분수 (본편 표 5)</w:t>
+            </w:r>
+          </w:p>
+        </w:tc>
+      </w:tr>
+      <w:tr>
+        <w:tc>
+          <w:tcPr>
+            <w:tcW w:type="dxa" w:w="3173"/>
+          </w:tcPr>
+          <w:p>
+            <w:r/>
+            <w:r>
+              <w:rPr>
+                <w:b w:val="0"/>
+                <w:sz w:val="17"/>
+              </w:rPr>
+              <w:t>총배출</w:t>
+            </w:r>
+          </w:p>
+        </w:tc>
+        <w:tc>
+          <w:tcPr>
+            <w:tcW w:type="dxa" w:w="3173"/>
+          </w:tcPr>
+          <w:p>
+            <w:pPr>
+              <w:jc w:val="right"/>
+            </w:pPr>
+            <w:r/>
+            <w:r>
+              <w:rPr>
+                <w:b w:val="0"/>
+                <w:sz w:val="17"/>
+              </w:rPr>
+              <w:t>25,145.9 kg</w:t>
+            </w:r>
+          </w:p>
+        </w:tc>
+        <w:tc>
+          <w:tcPr>
+            <w:tcW w:type="dxa" w:w="3173"/>
+          </w:tcPr>
+          <w:p>
+            <w:pPr>
+              <w:jc w:val="right"/>
+            </w:pPr>
+            <w:r/>
+            <w:r>
+              <w:rPr>
+                <w:b w:val="0"/>
+                <w:sz w:val="17"/>
+              </w:rPr>
+              <w:t>20,308.4 kg</w:t>
+            </w:r>
+          </w:p>
+        </w:tc>
+      </w:tr>
+      <w:tr>
+        <w:tc>
+          <w:tcPr>
+            <w:tcW w:type="dxa" w:w="3173"/>
+          </w:tcPr>
+          <w:p>
+            <w:r/>
+            <w:r>
+              <w:rPr>
+                <w:b w:val="0"/>
+                <w:sz w:val="17"/>
+              </w:rPr>
+              <w:t>절감률</w:t>
+            </w:r>
+          </w:p>
+        </w:tc>
+        <w:tc>
+          <w:tcPr>
+            <w:tcW w:type="dxa" w:w="3173"/>
+          </w:tcPr>
+          <w:p>
+            <w:pPr>
+              <w:jc w:val="right"/>
+            </w:pPr>
+            <w:r/>
+            <w:r>
+              <w:rPr>
+                <w:b w:val="0"/>
+                <w:sz w:val="17"/>
+              </w:rPr>
+              <w:t>13.96%</w:t>
+            </w:r>
+          </w:p>
+        </w:tc>
+        <w:tc>
+          <w:tcPr>
+            <w:tcW w:type="dxa" w:w="3173"/>
+          </w:tcPr>
+          <w:p>
+            <w:pPr>
+              <w:jc w:val="right"/>
+            </w:pPr>
+            <w:r/>
+            <w:r>
+              <w:rPr>
+                <w:b w:val="0"/>
+                <w:sz w:val="17"/>
+              </w:rPr>
+              <w:t>30.51%</w:t>
+            </w:r>
+          </w:p>
+        </w:tc>
+      </w:tr>
+      <w:tr>
+        <w:tc>
+          <w:tcPr>
+            <w:tcW w:type="dxa" w:w="3173"/>
+          </w:tcPr>
+          <w:p>
+            <w:r/>
+            <w:r>
+              <w:rPr>
+                <w:b w:val="0"/>
+                <w:sz w:val="17"/>
+              </w:rPr>
+              <w:t>평균 지연</w:t>
+            </w:r>
+          </w:p>
+        </w:tc>
+        <w:tc>
+          <w:tcPr>
+            <w:tcW w:type="dxa" w:w="3173"/>
+          </w:tcPr>
+          <w:p>
+            <w:pPr>
+              <w:jc w:val="right"/>
+            </w:pPr>
+            <w:r/>
+            <w:r>
+              <w:rPr>
+                <w:b w:val="0"/>
+                <w:sz w:val="17"/>
+              </w:rPr>
+              <w:t>86.1 ms</w:t>
+            </w:r>
+          </w:p>
+        </w:tc>
+        <w:tc>
+          <w:tcPr>
+            <w:tcW w:type="dxa" w:w="3173"/>
+          </w:tcPr>
+          <w:p>
+            <w:pPr>
+              <w:jc w:val="right"/>
+            </w:pPr>
+            <w:r/>
+            <w:r>
+              <w:rPr>
+                <w:b w:val="0"/>
+                <w:sz w:val="17"/>
+              </w:rPr>
+              <w:t>105.9 ms</w:t>
+            </w:r>
+          </w:p>
+        </w:tc>
+      </w:tr>
+      <w:tr>
+        <w:tc>
+          <w:tcPr>
+            <w:tcW w:type="dxa" w:w="3173"/>
+          </w:tcPr>
+          <w:p>
+            <w:r/>
+            <w:r>
+              <w:rPr>
+                <w:b w:val="0"/>
+                <w:sz w:val="17"/>
+              </w:rPr>
+              <w:t>마감 위반</w:t>
+            </w:r>
+          </w:p>
+        </w:tc>
+        <w:tc>
+          <w:tcPr>
+            <w:tcW w:type="dxa" w:w="3173"/>
+          </w:tcPr>
+          <w:p>
+            <w:pPr>
+              <w:jc w:val="right"/>
+            </w:pPr>
+            <w:r/>
+            <w:r>
+              <w:rPr>
+                <w:b w:val="0"/>
+                <w:sz w:val="17"/>
+              </w:rPr>
+              <w:t>29,108건</w:t>
+            </w:r>
+          </w:p>
+        </w:tc>
+        <w:tc>
+          <w:tcPr>
+            <w:tcW w:type="dxa" w:w="3173"/>
+          </w:tcPr>
+          <w:p>
+            <w:pPr>
+              <w:jc w:val="right"/>
+            </w:pPr>
+            <w:r/>
+            <w:r>
+              <w:rPr>
+                <w:b w:val="0"/>
+                <w:sz w:val="17"/>
+              </w:rPr>
+              <w:t>17,054건</w:t>
+            </w:r>
+          </w:p>
+        </w:tc>
+      </w:tr>
+      <w:tr>
+        <w:tc>
+          <w:tcPr>
+            <w:tcW w:type="dxa" w:w="3173"/>
+          </w:tcPr>
+          <w:p>
+            <w:r/>
+            <w:r>
+              <w:rPr>
+                <w:b w:val="0"/>
+                <w:sz w:val="17"/>
+              </w:rPr>
+              <w:t>용량 위반</w:t>
+            </w:r>
+          </w:p>
+        </w:tc>
+        <w:tc>
+          <w:tcPr>
+            <w:tcW w:type="dxa" w:w="3173"/>
+          </w:tcPr>
+          <w:p>
+            <w:pPr>
+              <w:jc w:val="right"/>
+            </w:pPr>
+            <w:r/>
+            <w:r>
+              <w:rPr>
+                <w:b w:val="0"/>
+                <w:sz w:val="17"/>
+              </w:rPr>
+              <w:t>5,172건</w:t>
+            </w:r>
+          </w:p>
+        </w:tc>
+        <w:tc>
+          <w:tcPr>
+            <w:tcW w:type="dxa" w:w="3173"/>
+          </w:tcPr>
+          <w:p>
+            <w:pPr>
+              <w:jc w:val="right"/>
+            </w:pPr>
+            <w:r/>
+            <w:r>
+              <w:rPr>
+                <w:b w:val="0"/>
+                <w:sz w:val="17"/>
+              </w:rPr>
+              <w:t>3,745건</w:t>
+            </w:r>
+          </w:p>
+        </w:tc>
+      </w:tr>
+    </w:tbl>
+    <w:p/>
+    <w:p>
+      <w:pPr>
+        <w:spacing w:before="120" w:after="40"/>
+        <w:jc w:val="center"/>
+      </w:pPr>
+      <w:r>
+        <w:rPr>
+          <w:b/>
+          <w:sz w:val="17"/>
+        </w:rPr>
+        <w:t>표 S7. Caspian 전체 스케일 — 슬롯 점유를 올림한 경우와 분수로 둔 경우</w:t>
+      </w:r>
+    </w:p>
+    <w:p>
+      <w:pPr>
+        <w:jc w:val="both"/>
+      </w:pPr>
+      <w:r>
+        <w:rPr>
+          <w:i w:val="0"/>
+          <w:sz w:val="20"/>
+        </w:rPr>
+        <w:t>60일 표본에서 본 방향(분수가 네 지표 모두 개선)이 전체 스케일에서도 그대로 나왔다. 다만 절감률의 절대값은 표본과 크게 다르다 — 60일 표본은 큐가 아직 정상 상태에 이르지 않은 구간을 포함한다. 두 모드 모두 마감 위반이 만 건 단위로 나오는데, 이는 구현의 결함이 아니라 Caspian이 마감을 목적함수의 페널티로 두는 설계에서 온다. 본 연구가 마감을 하드 제약으로 두고 용량을 양보하는 것과 정확히 반대다.</w:t>
       </w:r>
     </w:p>
     <w:p>
@@ -3620,7 +3976,7 @@
           <w:b/>
           <w:sz w:val="17"/>
         </w:rPr>
-        <w:t>표 S7. 선행 연구와 본 연구의 평가 방식·규모</w:t>
+        <w:t>표 S8. 선행 연구와 본 연구의 평가 방식·규모</w:t>
       </w:r>
     </w:p>
     <w:tbl>
@@ -4139,7 +4495,7 @@
           <w:b/>
           <w:sz w:val="17"/>
         </w:rPr>
-        <w:t>표 S8. 재현에 쓰이는 파일</w:t>
+        <w:t>표 S9. 재현에 쓰이는 파일</w:t>
       </w:r>
     </w:p>
     <w:tbl>
@@ -4620,7 +4976,7 @@
           <w:b/>
           <w:sz w:val="17"/>
         </w:rPr>
-        <w:t>표 S9. 저장소에 포함된 입력 자료</w:t>
+        <w:t>표 S10. 저장소에 포함된 입력 자료</w:t>
       </w:r>
     </w:p>
     <w:tbl>
@@ -5091,7 +5447,7 @@
           <w:b/>
           <w:sz w:val="17"/>
         </w:rPr>
-        <w:t>표 S12. 상한 위반 227건의 경로별 분해</w:t>
+        <w:t>표 S11. 상한 위반 227건의 경로별 분해</w:t>
       </w:r>
     </w:p>
     <w:tbl>
@@ -5632,7 +5988,7 @@
           <w:b/>
           <w:sz w:val="17"/>
         </w:rPr>
-        <w:t>표 S10. 표 2의 세 단계를 두 회계로 다시 채점한 결과</w:t>
+        <w:t>표 S12. 표 2의 세 단계를 두 회계로 다시 채점한 결과</w:t>
       </w:r>
     </w:p>
     <w:tbl>
@@ -6016,7 +6372,7 @@
           <w:b/>
           <w:sz w:val="17"/>
         </w:rPr>
-        <w:t>표 S11. 표 5의 선행 정책을 두 회계로 다시 채점한 결과</w:t>
+        <w:t>표 S13. 표 5의 선행 정책을 두 회계로 다시 채점한 결과</w:t>
       </w:r>
     </w:p>
     <w:tbl>
@@ -6447,6 +6803,89 @@
           </w:p>
         </w:tc>
       </w:tr>
+      <w:tr>
+        <w:tc>
+          <w:tcPr>
+            <w:tcW w:type="dxa" w:w="1904"/>
+          </w:tcPr>
+          <w:p>
+            <w:r/>
+            <w:r>
+              <w:rPr>
+                <w:b w:val="0"/>
+                <w:sz w:val="17"/>
+              </w:rPr>
+              <w:t>Caspian (분수)</w:t>
+            </w:r>
+          </w:p>
+        </w:tc>
+        <w:tc>
+          <w:tcPr>
+            <w:tcW w:type="dxa" w:w="1904"/>
+          </w:tcPr>
+          <w:p>
+            <w:pPr>
+              <w:jc w:val="right"/>
+            </w:pPr>
+            <w:r/>
+            <w:r>
+              <w:rPr>
+                <w:b w:val="0"/>
+                <w:sz w:val="17"/>
+              </w:rPr>
+              <w:t>20,308.4 kg</w:t>
+            </w:r>
+          </w:p>
+        </w:tc>
+        <w:tc>
+          <w:tcPr>
+            <w:tcW w:type="dxa" w:w="1904"/>
+          </w:tcPr>
+          <w:p>
+            <w:pPr>
+              <w:jc w:val="right"/>
+            </w:pPr>
+            <w:r/>
+            <w:r>
+              <w:rPr>
+                <w:b w:val="0"/>
+                <w:sz w:val="17"/>
+              </w:rPr>
+              <w:t>20,335.4 kg</w:t>
+            </w:r>
+          </w:p>
+        </w:tc>
+        <w:tc>
+          <w:tcPr>
+            <w:tcW w:type="dxa" w:w="1904"/>
+          </w:tcPr>
+          <w:p>
+            <w:r/>
+            <w:r>
+              <w:rPr>
+                <w:b w:val="0"/>
+                <w:sz w:val="17"/>
+              </w:rPr>
+              <w:t>+0.133%</w:t>
+            </w:r>
+          </w:p>
+        </w:tc>
+        <w:tc>
+          <w:tcPr>
+            <w:tcW w:type="dxa" w:w="1904"/>
+          </w:tcPr>
+          <w:p>
+            <w:r/>
+            <w:r>
+              <w:rPr>
+                <w:b w:val="0"/>
+                <w:sz w:val="17"/>
+              </w:rPr>
+              <w:t>−0.092%p</w:t>
+            </w:r>
+          </w:p>
+        </w:tc>
+      </w:tr>
     </w:tbl>
     <w:p/>
     <w:p>
@@ -6458,7 +6897,7 @@
           <w:i w:val="0"/>
           <w:sz w:val="20"/>
         </w:rPr>
-        <w:t>네 정책 모두 0.3% 안이며 순위도 바뀌지 않는다(Caspian 은 전규모 재현이 끝나는 대로 같은 방식으로 더한다). 차이의 크기가 갈리는 방향은 리전의 성질로 설명된다. 슬롯 평균과 정확 적분의 차이는 실행 구간 안에서 곡선이 얼마나 움직였는지에만 좌우되는데, 8개 리전의 시간당 변동폭(|ΔC| 의 연평균)은 프랑스가 1.4 gCO₂/kWh 로 나머지 일곱(4.0~16.3)의 3분의 1에서 12분의 1이다 — 원자력 기저부하라 곡선이 거의 움직이지 않는다. 차이가 가장 작은 정책(−0.025%)이 거의 모든 작업을 프랑스에 모으는 Sukprasert 의 공간+시간 결합인 것은 그 때문이다. 반대로 차이가 가장 큰 CICS(+0.292%)는 리전을 고정한 채 하루 안에서 시각만 옮기므로, 변동이 큰 리전의 곡선 위를 계속 오간다. 용량 위반 건수와 마감 위반 건수는 회계와 무관하므로 두 방식에서 완전히 같다.</w:t>
+        <w:t>다섯 정책 모두 0.3% 안이며 순위도 바뀌지 않는다. 차이의 크기가 갈리는 방향은 리전의 성질로 설명된다. 슬롯 평균과 정확 적분의 차이는 실행 구간 안에서 곡선이 얼마나 움직였는지에만 좌우되는데, 8개 리전의 시간당 변동폭(|ΔC| 의 연평균)은 프랑스가 1.4 gCO₂/kWh 로 나머지 일곱(4.0~16.3)의 3분의 1에서 12분의 1이다 — 원자력 기저부하라 곡선이 거의 움직이지 않는다. 차이가 가장 작은 정책(−0.025%)이 거의 모든 작업을 프랑스에 모으는 Sukprasert 의 공간+시간 결합인 것은 그 때문이다. 반대로 차이가 가장 큰 CICS(+0.292%)는 리전을 고정한 채 하루 안에서 시각만 옮기므로, 변동이 큰 리전의 곡선 위를 계속 오간다. 용량 위반 건수와 마감 위반 건수는 회계와 무관하므로 두 방식에서 완전히 같다.</w:t>
       </w:r>
     </w:p>
     <w:p>

--- a/paper/versions/2026-09-24/CAST_추가자료_간격수정전.docx
+++ b/paper/versions/2026-09-24/CAST_추가자료_간격수정전.docx
@@ -1767,7 +1767,7 @@
           <w:i w:val="0"/>
           <w:sz w:val="20"/>
         </w:rPr>
-        <w:t>동점 처리는 두 경우를 구분해야 한다. 시간 축에서 같은 값이 여럿이면 가장 이른 시각을 택하는데, 이는 원문이 쓰는 pandas 의 최솟값 색인이 첫 항목을 돌려주는 것과 같은 동작이다. 반면 공간과 시간을 함께 풀 때 서로 다른 리전이 같은 값을 내는 경우의 규칙은 원문에 없다 — 원문은 목적지 리전을 하나 정해 두고 그 리전에 대해서만 계산하므로 그런 동점이 생기지 않는다. 본 재현에서는 리전 목록의 앞선 리전을 택했고, 이 선택은 본 연구가 정한 것이다.</w:t>
+        <w:t>동점 처리는 두 경우를 구분해야 한다. 시간 축에서 같은 값이 여럿이면 가장 이른 시각을 택하는데, 이는 원문이 쓰는 pandas 의 최솟값 색인이 첫 항목을 돌려주는 것과 같은 동작이다. 반면 공간과 시간을 함께 풀 때 서로 다른 리전이 같은 값을 내는 경우의 규칙은 원문에 없다 — 원문은 목적지 리전을 하나 정해 두고 그 리전에 대해서만 계산하므로 그런 동점이 생기지 않는다. 본 재현에서는 리전 목록의 앞선 리전을 택했고, 이 선택은 본 연구가 정한 것이다. 다만 이 규칙이 결과를 만들지는 않는다 — 프랑스의 연평균 탄소집약도 13.6은 전체 평균 279.8의 20분의 1이라 다른 리전과 같은 값이 나오는 경우가 사실상 없고, 96.61%·99.75%라는 쏠림은 동점 처리가 아니라 이 격차에서 온다.</w:t>
       </w:r>
     </w:p>
     <w:p>
@@ -3531,6 +3531,18 @@
     </w:p>
     <w:p>
       <w:pPr>
+        <w:jc w:val="both"/>
+      </w:pPr>
+      <w:r>
+        <w:rPr>
+          <w:i w:val="0"/>
+          <w:sz w:val="20"/>
+        </w:rPr>
+        <w:t>이 버그를 찾은 경로는 전수 코드 검증이 아니라 이상 탐지였다 — 마감 위반이 0으로 나오는 것이 설계와 맞지 않아 되짚었다. 그럴듯하게 나쁜 쪽으로 틀린 결함이었다면 같은 경로로는 못 잡았을 것이다. 나머지 세 재현은 다른 방식으로 검증했다. 원문의 수식과 상수를 한 줄씩 대조했고(A.2~A.4), 결과가 원문이 보고한 현상과 같은 방향인지 확인했으며(Sukprasert 의 한 리전 쏠림, CASPER 의 제약 비활성), 네 재현이 모두 같은 채점 함수를 통과하는지 확인했다(A.1). 그럼에도 이 셋이 이상 탐지를 거치지 않은 것은 사실이다.</w:t>
+      </w:r>
+    </w:p>
+    <w:p>
+      <w:pPr>
         <w:pStyle w:val="Heading2"/>
       </w:pPr>
       <w:r>
@@ -3549,7 +3561,7 @@
           <w:i w:val="0"/>
           <w:sz w:val="20"/>
         </w:rPr>
-        <w:t>146,000건 전체를 두 모드로 돌렸다. 본편 표 5에는 분수 배정 쪽을 싣는다 — 원문의 정식화에 더 가깝고 네 지표 모두 올림보다 낫다.</w:t>
+        <w:t>146,000건 전체를 두 모드로 돌렸다. 본편 표 5에는 분수 배정 쪽을 싣는다 — 원문의 정식화에 더 가깝고 네 지표 모두 올림보다 낫다. 이런 대조를 Caspian 에만 둔 것은 다른 셋에는 대응하는 선택지가 없기 때문이다. CASPER 와 CICS 는 슬롯별 자원량을 연속값으로 풀고 Sukprasert 는 점유를 아예 세지 않아, 슬롯 점유를 올릴지 말지라는 물음 자체가 생기지 않는다.</w:t>
       </w:r>
     </w:p>
     <w:tbl>
@@ -5672,7 +5684,7 @@
           <w:i w:val="0"/>
           <w:sz w:val="20"/>
         </w:rPr>
-        <w:t>용량을 확인하고 배정한 경로에서는 한 건도 나오지 않는다. 남은 227건은 알고리즘이 놓친 것이 아니라 마감을 지키기 위해 의도적으로 양보한 것이다.</w:t>
+        <w:t>용량을 확인하고 배정하는 경로(P)는 Algorithm 1이 남은 자리 수만큼만 잘라내므로 정의상 위반을 낼 수 없다. 실측도 0건이며, 이는 새로운 발견이 아니라 구현이 알고리즘과 일치함을 확인해 주는 값이다. 남은 227건은 알고리즘이 놓친 것이 아니라 마감을 지키기 위해 의도적으로 양보한 것이다.</w:t>
       </w:r>
     </w:p>
     <w:p>

--- a/paper/versions/2026-09-24/CAST_추가자료_간격수정전.docx
+++ b/paper/versions/2026-09-24/CAST_추가자료_간격수정전.docx
@@ -360,7 +360,7 @@
                 <w:b w:val="0"/>
                 <w:sz w:val="17"/>
               </w:rPr>
-              <w:t>대응시키지 않은 정책과 그 이유</w:t>
+              <w:t>지연 등급 분포를 바꾸어 재현한 결과</w:t>
             </w:r>
           </w:p>
         </w:tc>
@@ -375,7 +375,7 @@
                 <w:b w:val="0"/>
                 <w:sz w:val="17"/>
               </w:rPr>
-              <w:t>4.4절</w:t>
+              <w:t>5절</w:t>
             </w:r>
           </w:p>
         </w:tc>
@@ -407,7 +407,7 @@
                 <w:b w:val="0"/>
                 <w:sz w:val="17"/>
               </w:rPr>
-              <w:t>선행 연구의 평가 규모</w:t>
+              <w:t>대응시키지 않은 정책과 그 이유</w:t>
             </w:r>
           </w:p>
         </w:tc>
@@ -422,7 +422,7 @@
                 <w:b w:val="0"/>
                 <w:sz w:val="17"/>
               </w:rPr>
-              <w:t>5절</w:t>
+              <w:t>4.4절</w:t>
             </w:r>
           </w:p>
         </w:tc>
@@ -454,7 +454,7 @@
                 <w:b w:val="0"/>
                 <w:sz w:val="17"/>
               </w:rPr>
-              <w:t>아티팩트 — 코드와 재현 절차</w:t>
+              <w:t>선행 연구의 평가 규모</w:t>
             </w:r>
           </w:p>
         </w:tc>
@@ -469,7 +469,7 @@
                 <w:b w:val="0"/>
                 <w:sz w:val="17"/>
               </w:rPr>
-              <w:t>4.1절</w:t>
+              <w:t>5절</w:t>
             </w:r>
           </w:p>
         </w:tc>
@@ -487,6 +487,53 @@
                 <w:sz w:val="17"/>
               </w:rPr>
               <w:t>A.9</w:t>
+            </w:r>
+          </w:p>
+        </w:tc>
+        <w:tc>
+          <w:tcPr>
+            <w:tcW w:type="dxa" w:w="3173"/>
+          </w:tcPr>
+          <w:p>
+            <w:r/>
+            <w:r>
+              <w:rPr>
+                <w:b w:val="0"/>
+                <w:sz w:val="17"/>
+              </w:rPr>
+              <w:t>아티팩트 — 코드와 재현 절차</w:t>
+            </w:r>
+          </w:p>
+        </w:tc>
+        <w:tc>
+          <w:tcPr>
+            <w:tcW w:type="dxa" w:w="3173"/>
+          </w:tcPr>
+          <w:p>
+            <w:r/>
+            <w:r>
+              <w:rPr>
+                <w:b w:val="0"/>
+                <w:sz w:val="17"/>
+              </w:rPr>
+              <w:t>4.1절</w:t>
+            </w:r>
+          </w:p>
+        </w:tc>
+      </w:tr>
+      <w:tr>
+        <w:tc>
+          <w:tcPr>
+            <w:tcW w:type="dxa" w:w="3173"/>
+          </w:tcPr>
+          <w:p>
+            <w:r/>
+            <w:r>
+              <w:rPr>
+                <w:b w:val="0"/>
+                <w:sz w:val="17"/>
+              </w:rPr>
+              <w:t>A.10</w:t>
             </w:r>
           </w:p>
         </w:tc>
@@ -532,7 +579,7 @@
           <w:i/>
           <w:sz w:val="20"/>
         </w:rPr>
-        <w:t>표 번호는 본편과 구분하기 위해 S를 붙인다(표 S1 … 표 S13). 본편의 번호와 섞이지 않는다. 본편의 표·그림·식을 가리킬 때는 “본편 표 5”처럼 적는다.</w:t>
+        <w:t>표 번호는 본편과 구분하기 위해 S를 붙인다(표 S1 … 표 S14). 본편의 번호와 섞이지 않는다. 본편의 표·그림·식을 가리킬 때는 “본편 표 5”처럼 적는다.</w:t>
       </w:r>
     </w:p>
     <w:p>
@@ -3928,7 +3975,1183 @@
         <w:rPr>
           <w:rFonts w:ascii="맑은 고딕" w:hAnsi="맑은 고딕"/>
         </w:rPr>
-        <w:t>A.6  대응시키지 않은 정책과 그 이유</w:t>
+        <w:t>A.6  지연 등급 분포를 바꾸어 재현한 결과</w:t>
+      </w:r>
+    </w:p>
+    <w:p>
+      <w:pPr>
+        <w:jc w:val="both"/>
+      </w:pPr>
+      <w:r>
+        <w:rPr>
+          <w:i w:val="0"/>
+          <w:sz w:val="20"/>
+        </w:rPr>
+        <w:t>본편의 모든 수치는 지연 등급 분포 하나 위에 서 있다. 그 분포는 실측 트레이스가 아니라 설정한 값이므로, 분포를 바꾸면 결론이 어떻게 달라지는지 따로 재었다. 분포마다 작업 146,000건을 같은 시드로 다시 만들고 공간 이동부터 전체 파이프라인을 처음부터 다시 돌렸다 — 시간 이동만 다시 돌리면 공간 배정이 옛 분포의 것이라 뜻이 없다. 기준 ①도 분포마다 다시 계산했다.</w:t>
+      </w:r>
+    </w:p>
+    <w:tbl>
+      <w:tblPr>
+        <w:tblStyle w:val="TableGrid"/>
+        <w:tblW w:type="auto" w:w="0"/>
+        <w:tblLook w:firstColumn="1" w:firstRow="1" w:lastColumn="0" w:lastRow="0" w:noHBand="0" w:noVBand="1" w:val="04A0"/>
+      </w:tblPr>
+      <w:tblGrid>
+        <w:gridCol w:w="1058"/>
+        <w:gridCol w:w="1058"/>
+        <w:gridCol w:w="1058"/>
+        <w:gridCol w:w="1058"/>
+        <w:gridCol w:w="1058"/>
+        <w:gridCol w:w="1058"/>
+        <w:gridCol w:w="1058"/>
+        <w:gridCol w:w="1058"/>
+        <w:gridCol w:w="1058"/>
+      </w:tblGrid>
+      <w:tr>
+        <w:tc>
+          <w:tcPr>
+            <w:tcW w:type="dxa" w:w="1058"/>
+          </w:tcPr>
+          <w:p>
+            <w:r/>
+            <w:r>
+              <w:rPr>
+                <w:b/>
+                <w:sz w:val="17"/>
+              </w:rPr>
+              <w:t>분포 (k=1..5)</w:t>
+            </w:r>
+          </w:p>
+        </w:tc>
+        <w:tc>
+          <w:tcPr>
+            <w:tcW w:type="dxa" w:w="1058"/>
+          </w:tcPr>
+          <w:p>
+            <w:pPr>
+              <w:jc w:val="right"/>
+            </w:pPr>
+            <w:r/>
+            <w:r>
+              <w:rPr>
+                <w:b/>
+                <w:sz w:val="17"/>
+              </w:rPr>
+              <w:t>유연 비중</w:t>
+            </w:r>
+          </w:p>
+        </w:tc>
+        <w:tc>
+          <w:tcPr>
+            <w:tcW w:type="dxa" w:w="1058"/>
+          </w:tcPr>
+          <w:p>
+            <w:pPr>
+              <w:jc w:val="right"/>
+            </w:pPr>
+            <w:r/>
+            <w:r>
+              <w:rPr>
+                <w:b/>
+                <w:sz w:val="17"/>
+              </w:rPr>
+              <w:t>기준 ① (kg)</w:t>
+            </w:r>
+          </w:p>
+        </w:tc>
+        <w:tc>
+          <w:tcPr>
+            <w:tcW w:type="dxa" w:w="1058"/>
+          </w:tcPr>
+          <w:p>
+            <w:pPr>
+              <w:jc w:val="right"/>
+            </w:pPr>
+            <w:r/>
+            <w:r>
+              <w:rPr>
+                <w:b/>
+                <w:sz w:val="17"/>
+              </w:rPr>
+              <w:t>④ 절감률</w:t>
+            </w:r>
+          </w:p>
+        </w:tc>
+        <w:tc>
+          <w:tcPr>
+            <w:tcW w:type="dxa" w:w="1058"/>
+          </w:tcPr>
+          <w:p>
+            <w:pPr>
+              <w:jc w:val="right"/>
+            </w:pPr>
+            <w:r/>
+            <w:r>
+              <w:rPr>
+                <w:b/>
+                <w:sz w:val="17"/>
+              </w:rPr>
+              <w:t>용량 위반</w:t>
+            </w:r>
+          </w:p>
+        </w:tc>
+        <w:tc>
+          <w:tcPr>
+            <w:tcW w:type="dxa" w:w="1058"/>
+          </w:tcPr>
+          <w:p>
+            <w:pPr>
+              <w:jc w:val="right"/>
+            </w:pPr>
+            <w:r/>
+            <w:r>
+              <w:rPr>
+                <w:b/>
+                <w:sz w:val="17"/>
+              </w:rPr>
+              <w:t>마감 위반</w:t>
+            </w:r>
+          </w:p>
+        </w:tc>
+        <w:tc>
+          <w:tcPr>
+            <w:tcW w:type="dxa" w:w="1058"/>
+          </w:tcPr>
+          <w:p>
+            <w:r/>
+            <w:r>
+              <w:rPr>
+                <w:b/>
+                <w:sz w:val="17"/>
+              </w:rPr>
+              <w:t>용량 비용</w:t>
+            </w:r>
+          </w:p>
+        </w:tc>
+        <w:tc>
+          <w:tcPr>
+            <w:tcW w:type="dxa" w:w="1058"/>
+          </w:tcPr>
+          <w:p>
+            <w:r/>
+            <w:r>
+              <w:rPr>
+                <w:b/>
+                <w:sz w:val="17"/>
+              </w:rPr>
+              <w:t>예측 비용</w:t>
+            </w:r>
+          </w:p>
+        </w:tc>
+        <w:tc>
+          <w:tcPr>
+            <w:tcW w:type="dxa" w:w="1058"/>
+          </w:tcPr>
+          <w:p>
+            <w:pPr>
+              <w:jc w:val="right"/>
+            </w:pPr>
+            <w:r/>
+            <w:r>
+              <w:rPr>
+                <w:b/>
+                <w:sz w:val="17"/>
+              </w:rPr>
+              <w:t>배율</w:t>
+            </w:r>
+          </w:p>
+        </w:tc>
+      </w:tr>
+      <w:tr>
+        <w:tc>
+          <w:tcPr>
+            <w:tcW w:type="dxa" w:w="1058"/>
+          </w:tcPr>
+          <w:p>
+            <w:r/>
+            <w:r>
+              <w:rPr>
+                <w:b w:val="0"/>
+                <w:sz w:val="17"/>
+              </w:rPr>
+              <w:t>1:1:2:2:4</w:t>
+            </w:r>
+          </w:p>
+        </w:tc>
+        <w:tc>
+          <w:tcPr>
+            <w:tcW w:type="dxa" w:w="1058"/>
+          </w:tcPr>
+          <w:p>
+            <w:pPr>
+              <w:jc w:val="right"/>
+            </w:pPr>
+            <w:r/>
+            <w:r>
+              <w:rPr>
+                <w:b w:val="0"/>
+                <w:sz w:val="17"/>
+              </w:rPr>
+              <w:t>19.93%</w:t>
+            </w:r>
+          </w:p>
+        </w:tc>
+        <w:tc>
+          <w:tcPr>
+            <w:tcW w:type="dxa" w:w="1058"/>
+          </w:tcPr>
+          <w:p>
+            <w:pPr>
+              <w:jc w:val="right"/>
+            </w:pPr>
+            <w:r/>
+            <w:r>
+              <w:rPr>
+                <w:b w:val="0"/>
+                <w:sz w:val="17"/>
+              </w:rPr>
+              <w:t>12,243.3</w:t>
+            </w:r>
+          </w:p>
+        </w:tc>
+        <w:tc>
+          <w:tcPr>
+            <w:tcW w:type="dxa" w:w="1058"/>
+          </w:tcPr>
+          <w:p>
+            <w:pPr>
+              <w:jc w:val="right"/>
+            </w:pPr>
+            <w:r/>
+            <w:r>
+              <w:rPr>
+                <w:b w:val="0"/>
+                <w:sz w:val="17"/>
+              </w:rPr>
+              <w:t>64.92%</w:t>
+            </w:r>
+          </w:p>
+        </w:tc>
+        <w:tc>
+          <w:tcPr>
+            <w:tcW w:type="dxa" w:w="1058"/>
+          </w:tcPr>
+          <w:p>
+            <w:pPr>
+              <w:jc w:val="right"/>
+            </w:pPr>
+            <w:r/>
+            <w:r>
+              <w:rPr>
+                <w:b w:val="0"/>
+                <w:sz w:val="17"/>
+              </w:rPr>
+              <w:t>0</w:t>
+            </w:r>
+          </w:p>
+        </w:tc>
+        <w:tc>
+          <w:tcPr>
+            <w:tcW w:type="dxa" w:w="1058"/>
+          </w:tcPr>
+          <w:p>
+            <w:pPr>
+              <w:jc w:val="right"/>
+            </w:pPr>
+            <w:r/>
+            <w:r>
+              <w:rPr>
+                <w:b w:val="0"/>
+                <w:sz w:val="17"/>
+              </w:rPr>
+              <w:t>0</w:t>
+            </w:r>
+          </w:p>
+        </w:tc>
+        <w:tc>
+          <w:tcPr>
+            <w:tcW w:type="dxa" w:w="1058"/>
+          </w:tcPr>
+          <w:p>
+            <w:r/>
+            <w:r>
+              <w:rPr>
+                <w:b w:val="0"/>
+                <w:sz w:val="17"/>
+              </w:rPr>
+              <w:t>0.23%p</w:t>
+            </w:r>
+          </w:p>
+        </w:tc>
+        <w:tc>
+          <w:tcPr>
+            <w:tcW w:type="dxa" w:w="1058"/>
+          </w:tcPr>
+          <w:p>
+            <w:r/>
+            <w:r>
+              <w:rPr>
+                <w:b w:val="0"/>
+                <w:sz w:val="17"/>
+              </w:rPr>
+              <w:t>0.98%p</w:t>
+            </w:r>
+          </w:p>
+        </w:tc>
+        <w:tc>
+          <w:tcPr>
+            <w:tcW w:type="dxa" w:w="1058"/>
+          </w:tcPr>
+          <w:p>
+            <w:pPr>
+              <w:jc w:val="right"/>
+            </w:pPr>
+            <w:r/>
+            <w:r>
+              <w:rPr>
+                <w:b w:val="0"/>
+                <w:sz w:val="17"/>
+              </w:rPr>
+              <w:t>0.23배</w:t>
+            </w:r>
+          </w:p>
+        </w:tc>
+      </w:tr>
+      <w:tr>
+        <w:tc>
+          <w:tcPr>
+            <w:tcW w:type="dxa" w:w="1058"/>
+          </w:tcPr>
+          <w:p>
+            <w:r/>
+            <w:r>
+              <w:rPr>
+                <w:b w:val="0"/>
+                <w:sz w:val="17"/>
+              </w:rPr>
+              <w:t>2:2:2:2:2</w:t>
+            </w:r>
+          </w:p>
+        </w:tc>
+        <w:tc>
+          <w:tcPr>
+            <w:tcW w:type="dxa" w:w="1058"/>
+          </w:tcPr>
+          <w:p>
+            <w:pPr>
+              <w:jc w:val="right"/>
+            </w:pPr>
+            <w:r/>
+            <w:r>
+              <w:rPr>
+                <w:b w:val="0"/>
+                <w:sz w:val="17"/>
+              </w:rPr>
+              <w:t>39.92%</w:t>
+            </w:r>
+          </w:p>
+        </w:tc>
+        <w:tc>
+          <w:tcPr>
+            <w:tcW w:type="dxa" w:w="1058"/>
+          </w:tcPr>
+          <w:p>
+            <w:pPr>
+              <w:jc w:val="right"/>
+            </w:pPr>
+            <w:r/>
+            <w:r>
+              <w:rPr>
+                <w:b w:val="0"/>
+                <w:sz w:val="17"/>
+              </w:rPr>
+              <w:t>23,914.7</w:t>
+            </w:r>
+          </w:p>
+        </w:tc>
+        <w:tc>
+          <w:tcPr>
+            <w:tcW w:type="dxa" w:w="1058"/>
+          </w:tcPr>
+          <w:p>
+            <w:pPr>
+              <w:jc w:val="right"/>
+            </w:pPr>
+            <w:r/>
+            <w:r>
+              <w:rPr>
+                <w:b w:val="0"/>
+                <w:sz w:val="17"/>
+              </w:rPr>
+              <w:t>63.42%</w:t>
+            </w:r>
+          </w:p>
+        </w:tc>
+        <w:tc>
+          <w:tcPr>
+            <w:tcW w:type="dxa" w:w="1058"/>
+          </w:tcPr>
+          <w:p>
+            <w:pPr>
+              <w:jc w:val="right"/>
+            </w:pPr>
+            <w:r/>
+            <w:r>
+              <w:rPr>
+                <w:b w:val="0"/>
+                <w:sz w:val="17"/>
+              </w:rPr>
+              <w:t>173</w:t>
+            </w:r>
+          </w:p>
+        </w:tc>
+        <w:tc>
+          <w:tcPr>
+            <w:tcW w:type="dxa" w:w="1058"/>
+          </w:tcPr>
+          <w:p>
+            <w:pPr>
+              <w:jc w:val="right"/>
+            </w:pPr>
+            <w:r/>
+            <w:r>
+              <w:rPr>
+                <w:b w:val="0"/>
+                <w:sz w:val="17"/>
+              </w:rPr>
+              <w:t>0</w:t>
+            </w:r>
+          </w:p>
+        </w:tc>
+        <w:tc>
+          <w:tcPr>
+            <w:tcW w:type="dxa" w:w="1058"/>
+          </w:tcPr>
+          <w:p>
+            <w:r/>
+            <w:r>
+              <w:rPr>
+                <w:b w:val="0"/>
+                <w:sz w:val="17"/>
+              </w:rPr>
+              <w:t>1.52%p</w:t>
+            </w:r>
+          </w:p>
+        </w:tc>
+        <w:tc>
+          <w:tcPr>
+            <w:tcW w:type="dxa" w:w="1058"/>
+          </w:tcPr>
+          <w:p>
+            <w:r/>
+            <w:r>
+              <w:rPr>
+                <w:b w:val="0"/>
+                <w:sz w:val="17"/>
+              </w:rPr>
+              <w:t>0.62%p</w:t>
+            </w:r>
+          </w:p>
+        </w:tc>
+        <w:tc>
+          <w:tcPr>
+            <w:tcW w:type="dxa" w:w="1058"/>
+          </w:tcPr>
+          <w:p>
+            <w:pPr>
+              <w:jc w:val="right"/>
+            </w:pPr>
+            <w:r/>
+            <w:r>
+              <w:rPr>
+                <w:b w:val="0"/>
+                <w:sz w:val="17"/>
+              </w:rPr>
+              <w:t>2.45배</w:t>
+            </w:r>
+          </w:p>
+        </w:tc>
+      </w:tr>
+      <w:tr>
+        <w:tc>
+          <w:tcPr>
+            <w:tcW w:type="dxa" w:w="1058"/>
+          </w:tcPr>
+          <w:p>
+            <w:r/>
+            <w:r>
+              <w:rPr>
+                <w:b w:val="0"/>
+                <w:sz w:val="17"/>
+              </w:rPr>
+              <w:t>3:1:1:2:3 (본편)</w:t>
+            </w:r>
+          </w:p>
+        </w:tc>
+        <w:tc>
+          <w:tcPr>
+            <w:tcW w:type="dxa" w:w="1058"/>
+          </w:tcPr>
+          <w:p>
+            <w:pPr>
+              <w:jc w:val="right"/>
+            </w:pPr>
+            <w:r/>
+            <w:r>
+              <w:rPr>
+                <w:b w:val="0"/>
+                <w:sz w:val="17"/>
+              </w:rPr>
+              <w:t>39.92%</w:t>
+            </w:r>
+          </w:p>
+        </w:tc>
+        <w:tc>
+          <w:tcPr>
+            <w:tcW w:type="dxa" w:w="1058"/>
+          </w:tcPr>
+          <w:p>
+            <w:pPr>
+              <w:jc w:val="right"/>
+            </w:pPr>
+            <w:r/>
+            <w:r>
+              <w:rPr>
+                <w:b w:val="0"/>
+                <w:sz w:val="17"/>
+              </w:rPr>
+              <w:t>29,225.6</w:t>
+            </w:r>
+          </w:p>
+        </w:tc>
+        <w:tc>
+          <w:tcPr>
+            <w:tcW w:type="dxa" w:w="1058"/>
+          </w:tcPr>
+          <w:p>
+            <w:pPr>
+              <w:jc w:val="right"/>
+            </w:pPr>
+            <w:r/>
+            <w:r>
+              <w:rPr>
+                <w:b w:val="0"/>
+                <w:sz w:val="17"/>
+              </w:rPr>
+              <w:t>63.03%</w:t>
+            </w:r>
+          </w:p>
+        </w:tc>
+        <w:tc>
+          <w:tcPr>
+            <w:tcW w:type="dxa" w:w="1058"/>
+          </w:tcPr>
+          <w:p>
+            <w:pPr>
+              <w:jc w:val="right"/>
+            </w:pPr>
+            <w:r/>
+            <w:r>
+              <w:rPr>
+                <w:b w:val="0"/>
+                <w:sz w:val="17"/>
+              </w:rPr>
+              <w:t>227</w:t>
+            </w:r>
+          </w:p>
+        </w:tc>
+        <w:tc>
+          <w:tcPr>
+            <w:tcW w:type="dxa" w:w="1058"/>
+          </w:tcPr>
+          <w:p>
+            <w:pPr>
+              <w:jc w:val="right"/>
+            </w:pPr>
+            <w:r/>
+            <w:r>
+              <w:rPr>
+                <w:b w:val="0"/>
+                <w:sz w:val="17"/>
+              </w:rPr>
+              <w:t>0</w:t>
+            </w:r>
+          </w:p>
+        </w:tc>
+        <w:tc>
+          <w:tcPr>
+            <w:tcW w:type="dxa" w:w="1058"/>
+          </w:tcPr>
+          <w:p>
+            <w:r/>
+            <w:r>
+              <w:rPr>
+                <w:b w:val="0"/>
+                <w:sz w:val="17"/>
+              </w:rPr>
+              <w:t>2.90%p</w:t>
+            </w:r>
+          </w:p>
+        </w:tc>
+        <w:tc>
+          <w:tcPr>
+            <w:tcW w:type="dxa" w:w="1058"/>
+          </w:tcPr>
+          <w:p>
+            <w:r/>
+            <w:r>
+              <w:rPr>
+                <w:b w:val="0"/>
+                <w:sz w:val="17"/>
+              </w:rPr>
+              <w:t>0.61%p</w:t>
+            </w:r>
+          </w:p>
+        </w:tc>
+        <w:tc>
+          <w:tcPr>
+            <w:tcW w:type="dxa" w:w="1058"/>
+          </w:tcPr>
+          <w:p>
+            <w:pPr>
+              <w:jc w:val="right"/>
+            </w:pPr>
+            <w:r/>
+            <w:r>
+              <w:rPr>
+                <w:b w:val="0"/>
+                <w:sz w:val="17"/>
+              </w:rPr>
+              <w:t>4.76배</w:t>
+            </w:r>
+          </w:p>
+        </w:tc>
+      </w:tr>
+      <w:tr>
+        <w:tc>
+          <w:tcPr>
+            <w:tcW w:type="dxa" w:w="1058"/>
+          </w:tcPr>
+          <w:p>
+            <w:r/>
+            <w:r>
+              <w:rPr>
+                <w:b w:val="0"/>
+                <w:sz w:val="17"/>
+              </w:rPr>
+              <w:t>3:2:1:1:3</w:t>
+            </w:r>
+          </w:p>
+        </w:tc>
+        <w:tc>
+          <w:tcPr>
+            <w:tcW w:type="dxa" w:w="1058"/>
+          </w:tcPr>
+          <w:p>
+            <w:pPr>
+              <w:jc w:val="right"/>
+            </w:pPr>
+            <w:r/>
+            <w:r>
+              <w:rPr>
+                <w:b w:val="0"/>
+                <w:sz w:val="17"/>
+              </w:rPr>
+              <w:t>49.96%</w:t>
+            </w:r>
+          </w:p>
+        </w:tc>
+        <w:tc>
+          <w:tcPr>
+            <w:tcW w:type="dxa" w:w="1058"/>
+          </w:tcPr>
+          <w:p>
+            <w:pPr>
+              <w:jc w:val="right"/>
+            </w:pPr>
+            <w:r/>
+            <w:r>
+              <w:rPr>
+                <w:b w:val="0"/>
+                <w:sz w:val="17"/>
+              </w:rPr>
+              <w:t>32,311.4</w:t>
+            </w:r>
+          </w:p>
+        </w:tc>
+        <w:tc>
+          <w:tcPr>
+            <w:tcW w:type="dxa" w:w="1058"/>
+          </w:tcPr>
+          <w:p>
+            <w:pPr>
+              <w:jc w:val="right"/>
+            </w:pPr>
+            <w:r/>
+            <w:r>
+              <w:rPr>
+                <w:b w:val="0"/>
+                <w:sz w:val="17"/>
+              </w:rPr>
+              <w:t>62.31%</w:t>
+            </w:r>
+          </w:p>
+        </w:tc>
+        <w:tc>
+          <w:tcPr>
+            <w:tcW w:type="dxa" w:w="1058"/>
+          </w:tcPr>
+          <w:p>
+            <w:pPr>
+              <w:jc w:val="right"/>
+            </w:pPr>
+            <w:r/>
+            <w:r>
+              <w:rPr>
+                <w:b w:val="0"/>
+                <w:sz w:val="17"/>
+              </w:rPr>
+              <w:t>631</w:t>
+            </w:r>
+          </w:p>
+        </w:tc>
+        <w:tc>
+          <w:tcPr>
+            <w:tcW w:type="dxa" w:w="1058"/>
+          </w:tcPr>
+          <w:p>
+            <w:pPr>
+              <w:jc w:val="right"/>
+            </w:pPr>
+            <w:r/>
+            <w:r>
+              <w:rPr>
+                <w:b w:val="0"/>
+                <w:sz w:val="17"/>
+              </w:rPr>
+              <w:t>0</w:t>
+            </w:r>
+          </w:p>
+        </w:tc>
+        <w:tc>
+          <w:tcPr>
+            <w:tcW w:type="dxa" w:w="1058"/>
+          </w:tcPr>
+          <w:p>
+            <w:r/>
+            <w:r>
+              <w:rPr>
+                <w:b w:val="0"/>
+                <w:sz w:val="17"/>
+              </w:rPr>
+              <w:t>2.95%p</w:t>
+            </w:r>
+          </w:p>
+        </w:tc>
+        <w:tc>
+          <w:tcPr>
+            <w:tcW w:type="dxa" w:w="1058"/>
+          </w:tcPr>
+          <w:p>
+            <w:r/>
+            <w:r>
+              <w:rPr>
+                <w:b w:val="0"/>
+                <w:sz w:val="17"/>
+              </w:rPr>
+              <w:t>0.65%p</w:t>
+            </w:r>
+          </w:p>
+        </w:tc>
+        <w:tc>
+          <w:tcPr>
+            <w:tcW w:type="dxa" w:w="1058"/>
+          </w:tcPr>
+          <w:p>
+            <w:pPr>
+              <w:jc w:val="right"/>
+            </w:pPr>
+            <w:r/>
+            <w:r>
+              <w:rPr>
+                <w:b w:val="0"/>
+                <w:sz w:val="17"/>
+              </w:rPr>
+              <w:t>4.53배</w:t>
+            </w:r>
+          </w:p>
+        </w:tc>
+      </w:tr>
+      <w:tr>
+        <w:tc>
+          <w:tcPr>
+            <w:tcW w:type="dxa" w:w="1058"/>
+          </w:tcPr>
+          <w:p>
+            <w:r/>
+            <w:r>
+              <w:rPr>
+                <w:b w:val="0"/>
+                <w:sz w:val="17"/>
+              </w:rPr>
+              <w:t>4:3:1:1:1</w:t>
+            </w:r>
+          </w:p>
+        </w:tc>
+        <w:tc>
+          <w:tcPr>
+            <w:tcW w:type="dxa" w:w="1058"/>
+          </w:tcPr>
+          <w:p>
+            <w:pPr>
+              <w:jc w:val="right"/>
+            </w:pPr>
+            <w:r/>
+            <w:r>
+              <w:rPr>
+                <w:b w:val="0"/>
+                <w:sz w:val="17"/>
+              </w:rPr>
+              <w:t>70.08%</w:t>
+            </w:r>
+          </w:p>
+        </w:tc>
+        <w:tc>
+          <w:tcPr>
+            <w:tcW w:type="dxa" w:w="1058"/>
+          </w:tcPr>
+          <w:p>
+            <w:pPr>
+              <w:jc w:val="right"/>
+            </w:pPr>
+            <w:r/>
+            <w:r>
+              <w:rPr>
+                <w:b w:val="0"/>
+                <w:sz w:val="17"/>
+              </w:rPr>
+              <w:t>43,912.3</w:t>
+            </w:r>
+          </w:p>
+        </w:tc>
+        <w:tc>
+          <w:tcPr>
+            <w:tcW w:type="dxa" w:w="1058"/>
+          </w:tcPr>
+          <w:p>
+            <w:pPr>
+              <w:jc w:val="right"/>
+            </w:pPr>
+            <w:r/>
+            <w:r>
+              <w:rPr>
+                <w:b w:val="0"/>
+                <w:sz w:val="17"/>
+              </w:rPr>
+              <w:t>58.30%</w:t>
+            </w:r>
+          </w:p>
+        </w:tc>
+        <w:tc>
+          <w:tcPr>
+            <w:tcW w:type="dxa" w:w="1058"/>
+          </w:tcPr>
+          <w:p>
+            <w:pPr>
+              <w:jc w:val="right"/>
+            </w:pPr>
+            <w:r/>
+            <w:r>
+              <w:rPr>
+                <w:b w:val="0"/>
+                <w:sz w:val="17"/>
+              </w:rPr>
+              <w:t>3,643</w:t>
+            </w:r>
+          </w:p>
+        </w:tc>
+        <w:tc>
+          <w:tcPr>
+            <w:tcW w:type="dxa" w:w="1058"/>
+          </w:tcPr>
+          <w:p>
+            <w:pPr>
+              <w:jc w:val="right"/>
+            </w:pPr>
+            <w:r/>
+            <w:r>
+              <w:rPr>
+                <w:b w:val="0"/>
+                <w:sz w:val="17"/>
+              </w:rPr>
+              <w:t>0</w:t>
+            </w:r>
+          </w:p>
+        </w:tc>
+        <w:tc>
+          <w:tcPr>
+            <w:tcW w:type="dxa" w:w="1058"/>
+          </w:tcPr>
+          <w:p>
+            <w:r/>
+            <w:r>
+              <w:rPr>
+                <w:b w:val="0"/>
+                <w:sz w:val="17"/>
+              </w:rPr>
+              <w:t>3.85%p</w:t>
+            </w:r>
+          </w:p>
+        </w:tc>
+        <w:tc>
+          <w:tcPr>
+            <w:tcW w:type="dxa" w:w="1058"/>
+          </w:tcPr>
+          <w:p>
+            <w:r/>
+            <w:r>
+              <w:rPr>
+                <w:b w:val="0"/>
+                <w:sz w:val="17"/>
+              </w:rPr>
+              <w:t>0.82%p</w:t>
+            </w:r>
+          </w:p>
+        </w:tc>
+        <w:tc>
+          <w:tcPr>
+            <w:tcW w:type="dxa" w:w="1058"/>
+          </w:tcPr>
+          <w:p>
+            <w:pPr>
+              <w:jc w:val="right"/>
+            </w:pPr>
+            <w:r/>
+            <w:r>
+              <w:rPr>
+                <w:b w:val="0"/>
+                <w:sz w:val="17"/>
+              </w:rPr>
+              <w:t>4.72배</w:t>
+            </w:r>
+          </w:p>
+        </w:tc>
+      </w:tr>
+      <w:tr>
+        <w:tc>
+          <w:tcPr>
+            <w:tcW w:type="dxa" w:w="1058"/>
+          </w:tcPr>
+          <w:p>
+            <w:r/>
+            <w:r>
+              <w:rPr>
+                <w:b w:val="0"/>
+                <w:sz w:val="17"/>
+              </w:rPr>
+              <w:t>5:4:1:0:0</w:t>
+            </w:r>
+          </w:p>
+        </w:tc>
+        <w:tc>
+          <w:tcPr>
+            <w:tcW w:type="dxa" w:w="1058"/>
+          </w:tcPr>
+          <w:p>
+            <w:pPr>
+              <w:jc w:val="right"/>
+            </w:pPr>
+            <w:r/>
+            <w:r>
+              <w:rPr>
+                <w:b w:val="0"/>
+                <w:sz w:val="17"/>
+              </w:rPr>
+              <w:t>90.10%</w:t>
+            </w:r>
+          </w:p>
+        </w:tc>
+        <w:tc>
+          <w:tcPr>
+            <w:tcW w:type="dxa" w:w="1058"/>
+          </w:tcPr>
+          <w:p>
+            <w:pPr>
+              <w:jc w:val="right"/>
+            </w:pPr>
+            <w:r/>
+            <w:r>
+              <w:rPr>
+                <w:b w:val="0"/>
+                <w:sz w:val="17"/>
+              </w:rPr>
+              <w:t>55,654.8</w:t>
+            </w:r>
+          </w:p>
+        </w:tc>
+        <w:tc>
+          <w:tcPr>
+            <w:tcW w:type="dxa" w:w="1058"/>
+          </w:tcPr>
+          <w:p>
+            <w:pPr>
+              <w:jc w:val="right"/>
+            </w:pPr>
+            <w:r/>
+            <w:r>
+              <w:rPr>
+                <w:b w:val="0"/>
+                <w:sz w:val="17"/>
+              </w:rPr>
+              <w:t>58.82%</w:t>
+            </w:r>
+          </w:p>
+        </w:tc>
+        <w:tc>
+          <w:tcPr>
+            <w:tcW w:type="dxa" w:w="1058"/>
+          </w:tcPr>
+          <w:p>
+            <w:pPr>
+              <w:jc w:val="right"/>
+            </w:pPr>
+            <w:r/>
+            <w:r>
+              <w:rPr>
+                <w:b w:val="0"/>
+                <w:sz w:val="17"/>
+              </w:rPr>
+              <w:t>28,828</w:t>
+            </w:r>
+          </w:p>
+        </w:tc>
+        <w:tc>
+          <w:tcPr>
+            <w:tcW w:type="dxa" w:w="1058"/>
+          </w:tcPr>
+          <w:p>
+            <w:pPr>
+              <w:jc w:val="right"/>
+            </w:pPr>
+            <w:r/>
+            <w:r>
+              <w:rPr>
+                <w:b w:val="0"/>
+                <w:sz w:val="17"/>
+              </w:rPr>
+              <w:t>0</w:t>
+            </w:r>
+          </w:p>
+        </w:tc>
+        <w:tc>
+          <w:tcPr>
+            <w:tcW w:type="dxa" w:w="1058"/>
+          </w:tcPr>
+          <w:p>
+            <w:r/>
+            <w:r>
+              <w:rPr>
+                <w:b w:val="0"/>
+                <w:sz w:val="17"/>
+              </w:rPr>
+              <w:t>4.41%p</w:t>
+            </w:r>
+          </w:p>
+        </w:tc>
+        <w:tc>
+          <w:tcPr>
+            <w:tcW w:type="dxa" w:w="1058"/>
+          </w:tcPr>
+          <w:p>
+            <w:r/>
+            <w:r>
+              <w:rPr>
+                <w:b w:val="0"/>
+                <w:sz w:val="17"/>
+              </w:rPr>
+              <w:t>0.72%p</w:t>
+            </w:r>
+          </w:p>
+        </w:tc>
+        <w:tc>
+          <w:tcPr>
+            <w:tcW w:type="dxa" w:w="1058"/>
+          </w:tcPr>
+          <w:p>
+            <w:pPr>
+              <w:jc w:val="right"/>
+            </w:pPr>
+            <w:r/>
+            <w:r>
+              <w:rPr>
+                <w:b w:val="0"/>
+                <w:sz w:val="17"/>
+              </w:rPr>
+              <w:t>6.14배</w:t>
+            </w:r>
+          </w:p>
+        </w:tc>
+      </w:tr>
+    </w:tbl>
+    <w:p/>
+    <w:p>
+      <w:pPr>
+        <w:spacing w:before="120" w:after="40"/>
+        <w:jc w:val="center"/>
+      </w:pPr>
+      <w:r>
+        <w:rPr>
+          <w:b/>
+          <w:sz w:val="17"/>
+        </w:rPr>
+        <w:t>표 S8. 지연 등급 분포를 바꾸어 전체 파이프라인을 다시 돌린 결과</w:t>
+      </w:r>
+    </w:p>
+    <w:p>
+      <w:pPr>
+        <w:jc w:val="both"/>
+      </w:pPr>
+      <w:r>
+        <w:rPr>
+          <w:i w:val="0"/>
+          <w:sz w:val="20"/>
+        </w:rPr>
+        <w:t>세 가지가 드러난다. 첫째, 마감 위반은 여섯 지점 전부에서 0이다. 용량 위반이 0에서 28,828건까지 치솟는 동안에도 한 건도 나지 않았고, 슬롯 재배치가 가장 공격적인 조건에서 완전예지 오라클로 다시 돌려도 같았다 — 본편 3.4절의 마감 보장이 부하와 무관하다는 것이 실측으로 확인된다.</w:t>
+      </w:r>
+    </w:p>
+    <w:p>
+      <w:pPr>
+        <w:jc w:val="both"/>
+      </w:pPr>
+      <w:r>
+        <w:rPr>
+          <w:i w:val="0"/>
+          <w:sz w:val="20"/>
+        </w:rPr>
+        <w:t>둘째, 용량 위반은 유연 작업 비중에 초선형으로 늘어난다. 비중이 4.5배가 되는 동안 위반은 100배를 넘는다. 옮길 수 있는 작업이 많아질수록 모두가 같은 저탄소 구간을 노리기 때문이며, 본편의 중심 주장이 가리키는 방향과 같다.</w:t>
+      </w:r>
+    </w:p>
+    <w:p>
+      <w:pPr>
+        <w:jc w:val="both"/>
+      </w:pPr>
+      <w:r>
+        <w:rPr>
+          <w:i w:val="0"/>
+          <w:sz w:val="20"/>
+        </w:rPr>
+        <w:t>셋째, 용량 비용과 예측 비용의 배율은 상수가 아니다. 0.23배에서 6.14배까지 벌어지고, 유연 비중이 약 27% 아래로 내려가면 순서가 뒤집혀 예측 비용이 더 커진다. 본편의 워크로드는 그 경계보다 13%포인트 위에 있다. 다만 이 경계는 위 다섯 가중치 경로를 따라갔을 때의 근사이지 유연 비중만으로 정해지는 값이 아니다 — 같은 39.92%라도 균등 분포에서는 용량 비용이 1.52%p로 본편(2.90%p)의 절반이다. 등급 1과 2 사이의 비율도 함께 작용한다.</w:t>
+      </w:r>
+    </w:p>
+    <w:p>
+      <w:pPr>
+        <w:pStyle w:val="Heading1"/>
+      </w:pPr>
+      <w:r>
+        <w:rPr>
+          <w:rFonts w:ascii="맑은 고딕" w:hAnsi="맑은 고딕"/>
+        </w:rPr>
+        <w:t>A.7  대응시키지 않은 정책과 그 이유</w:t>
       </w:r>
     </w:p>
     <w:p>
@@ -3963,7 +5186,7 @@
         <w:rPr>
           <w:rFonts w:ascii="맑은 고딕" w:hAnsi="맑은 고딕"/>
         </w:rPr>
-        <w:t>A.7  선행 연구의 평가 규모</w:t>
+        <w:t>A.8  선행 연구의 평가 규모</w:t>
       </w:r>
     </w:p>
     <w:p>
@@ -3988,7 +5211,7 @@
           <w:b/>
           <w:sz w:val="17"/>
         </w:rPr>
-        <w:t>표 S8. 선행 연구와 본 연구의 평가 방식·규모</w:t>
+        <w:t>표 S9. 선행 연구와 본 연구의 평가 방식·규모</w:t>
       </w:r>
     </w:p>
     <w:tbl>
@@ -4471,7 +5694,7 @@
         <w:rPr>
           <w:rFonts w:ascii="맑은 고딕" w:hAnsi="맑은 고딕"/>
         </w:rPr>
-        <w:t>A.8  아티팩트 — 코드와 재현 절차</w:t>
+        <w:t>A.9  아티팩트 — 코드와 재현 절차</w:t>
       </w:r>
     </w:p>
     <w:p>
@@ -4507,7 +5730,7 @@
           <w:b/>
           <w:sz w:val="17"/>
         </w:rPr>
-        <w:t>표 S9. 재현에 쓰이는 파일</w:t>
+        <w:t>표 S10. 재현에 쓰이는 파일</w:t>
       </w:r>
     </w:p>
     <w:tbl>
@@ -4951,7 +6174,7 @@
           <w:i w:val="0"/>
           <w:sz w:val="20"/>
         </w:rPr>
-        <w:t>A.9 의 정확 적분 재채점 표 두 개는 다음으로 만든다.</w:t>
+        <w:t>A.10 의 정확 적분 재채점 표 두 개는 다음으로 만든다.</w:t>
       </w:r>
     </w:p>
     <w:p>
@@ -4988,7 +6211,7 @@
           <w:b/>
           <w:sz w:val="17"/>
         </w:rPr>
-        <w:t>표 S10. 저장소에 포함된 입력 자료</w:t>
+        <w:t>표 S11. 저장소에 포함된 입력 자료</w:t>
       </w:r>
     </w:p>
     <w:tbl>
@@ -5229,7 +6452,7 @@
         <w:rPr>
           <w:rFonts w:ascii="맑은 고딕" w:hAnsi="맑은 고딕"/>
         </w:rPr>
-        <w:t>A.9  정식화와 알고리즘의 세부</w:t>
+        <w:t>A.10  정식화와 알고리즘의 세부</w:t>
       </w:r>
     </w:p>
     <w:p>
@@ -5459,7 +6682,7 @@
           <w:b/>
           <w:sz w:val="17"/>
         </w:rPr>
-        <w:t>표 S11. 상한 위반 227건의 경로별 분해</w:t>
+        <w:t>표 S12. 상한 위반 227건의 경로별 분해</w:t>
       </w:r>
     </w:p>
     <w:tbl>
@@ -6000,7 +7223,7 @@
           <w:b/>
           <w:sz w:val="17"/>
         </w:rPr>
-        <w:t>표 S12. 표 2의 세 단계를 두 회계로 다시 채점한 결과</w:t>
+        <w:t>표 S13. 표 2의 세 단계를 두 회계로 다시 채점한 결과</w:t>
       </w:r>
     </w:p>
     <w:tbl>
@@ -6384,7 +7607,7 @@
           <w:b/>
           <w:sz w:val="17"/>
         </w:rPr>
-        <w:t>표 S13. 표 5의 선행 정책을 두 회계로 다시 채점한 결과</w:t>
+        <w:t>표 S14. 표 5의 선행 정책을 두 회계로 다시 채점한 결과</w:t>
       </w:r>
     </w:p>
     <w:tbl>

--- a/paper/versions/2026-09-24/CAST_추가자료_간격수정전.docx
+++ b/paper/versions/2026-09-24/CAST_추가자료_간격수정전.docx
@@ -5128,7 +5128,7 @@
           <w:i w:val="0"/>
           <w:sz w:val="20"/>
         </w:rPr>
-        <w:t>둘째, 용량 위반은 유연 작업 비중에 초선형으로 늘어난다. 비중이 4.5배가 되는 동안 위반은 100배를 넘는다. 옮길 수 있는 작업이 많아질수록 모두가 같은 저탄소 구간을 노리기 때문이며, 본편의 중심 주장이 가리키는 방향과 같다.</w:t>
+        <w:t>둘째, 용량 위반은 유연 작업 비중에 초선형으로 늘어난다. 비중이 2.3배가 되는 동안 (39.92% → 90.10%) 위반은 167배로 늘어난다(173건 → 28,828건). 두 배율을 같은 구간에서 재려고 19.93% 지점은 뺐다 — 그 지점의 위반이 0이라 비가 정의되지 않는다. 옮길 수 있는 작업이 많아질수록 모두가 같은 저탄소 구간을 노리기 때문이며, 본편의 중심 주장이 가리키는 방향과 같다.</w:t>
       </w:r>
     </w:p>
     <w:p>

--- a/paper/versions/2026-09-24/CAST_추가자료_간격수정전.docx
+++ b/paper/versions/2026-09-24/CAST_추가자료_간격수정전.docx
@@ -579,7 +579,7 @@
           <w:i/>
           <w:sz w:val="20"/>
         </w:rPr>
-        <w:t>표 번호는 본편과 구분하기 위해 S를 붙인다(표 S1 … 표 S14). 본편의 번호와 섞이지 않는다. 본편의 표·그림·식을 가리킬 때는 “본편 표 5”처럼 적는다.</w:t>
+        <w:t>표 번호는 본편과 구분하기 위해 S를 붙인다(표 S1 … 표 S15). 본편의 번호와 섞이지 않는다. 본편의 표·그림·식을 가리킬 때는 “본편 표 5”처럼 적는다.</w:t>
       </w:r>
     </w:p>
     <w:p>
@@ -7124,20 +7124,7 @@
         <w:rPr>
           <w:rFonts w:ascii="맑은 고딕" w:hAnsi="맑은 고딕"/>
         </w:rPr>
-        <w:t>탄소 회계의 식 (15)</w:t>
-      </w:r>
-    </w:p>
-    <w:p>
-      <w:pPr>
-        <w:spacing w:after="80"/>
-        <w:ind w:left="340"/>
-      </w:pPr>
-      <w:r>
-        <w:rPr>
-          <w:rFonts w:ascii="Menlo" w:hAnsi="Menlo"/>
-          <w:sz w:val="17"/>
-        </w:rPr>
-        <w:t>(15)  E_j = P · ∫_{τ_j}^{τ_j+d_j} C_{r(j)}(t) dt</w:t>
+        <w:t>지연 등급별 시간 이동 기여</w:t>
       </w:r>
     </w:p>
     <w:p>
@@ -7149,81 +7136,7 @@
           <w:i w:val="0"/>
           <w:sz w:val="20"/>
         </w:rPr>
-        <w:t>실측 계열이 1시간 해상도이므로 적분은 슬롯 단위로 근사한다. 실행 시작 시각이 속한 슬롯부터 세어, 실행 시간을 올림한 개수만큼의 슬롯에 대해 실측값을 산술평균한 뒤 실행 시간을 곱한다.</w:t>
-      </w:r>
-    </w:p>
-    <w:p>
-      <w:pPr>
-        <w:spacing w:after="80"/>
-        <w:ind w:left="340"/>
-      </w:pPr>
-      <w:r>
-        <w:rPr>
-          <w:rFonts w:ascii="Menlo" w:hAnsi="Menlo"/>
-          <w:sz w:val="17"/>
-        </w:rPr>
-        <w:t>E_j  ≈  P · d_j · mean( C_r[ a … a+n-1 ] )</w:t>
-      </w:r>
-    </w:p>
-    <w:p>
-      <w:pPr>
-        <w:spacing w:after="80"/>
-        <w:ind w:left="340"/>
-      </w:pPr>
-      <w:r>
-        <w:rPr>
-          <w:rFonts w:ascii="Menlo" w:hAnsi="Menlo"/>
-          <w:sz w:val="17"/>
-        </w:rPr>
-        <w:t xml:space="preserve">      a = floor(τ_j),   n = max(1, ceil(d_j))</w:t>
-      </w:r>
-    </w:p>
-    <w:p>
-      <w:pPr>
-        <w:jc w:val="both"/>
-      </w:pPr>
-      <w:r>
-        <w:rPr>
-          <w:i w:val="0"/>
-          <w:sz w:val="20"/>
-        </w:rPr>
-        <w:t>scheduler/timeshift.py 의 mean_carbon 과 scheduler/capacity.py 의 _Windows.actual_mean 이 이 계산이며, 표 2의 다섯 행 전부와 표 5의 선행 정책이 모두 이 함수를 통과한다. 기준 ①도 예외가 아니다 — 29,225.6 kg 은 로드밸런서의 baseline 산출물(적분 회계로 29,182.6 kg)이 아니라 scheduler 의 simple_lb_immediate 실행에서 나온 값이다. 소비 전력 P 는 작업당 1kW 상수로 가정한다 — 실측값이 아니라 상대 비교를 위한 단순화이며, 그 결과 배출량 차이는 전적으로 실행 리전과 실행 시각에서 온다. 결정은 예측값으로 하되 이 회계는 언제나 실측값으로 한다.</w:t>
-      </w:r>
-    </w:p>
-    <w:p>
-      <w:pPr>
-        <w:pStyle w:val="Heading3"/>
-      </w:pPr>
-      <w:r>
-        <w:rPr>
-          <w:rFonts w:ascii="맑은 고딕" w:hAnsi="맑은 고딕"/>
-        </w:rPr>
-        <w:t>슬롯 근사가 결과를 바꾸지 않음을 확인한 표</w:t>
-      </w:r>
-    </w:p>
-    <w:p>
-      <w:pPr>
-        <w:jc w:val="both"/>
-      </w:pPr>
-      <w:r>
-        <w:rPr>
-          <w:i w:val="0"/>
-          <w:sz w:val="20"/>
-        </w:rPr>
-        <w:t>슬롯 평균은 근사이므로, 같은 스케줄을 겹침 길이로 가중한 정확 적분으로 다시 채점해 차이를 쟀다. 작업 146,000건 전수이며 스케줄은 손대지 않았다 — 회계만 바꾼 것이다. 개별 작업 단위로는 최대 40%대까지 벌어지지만 총합에서 상쇄된다.</w:t>
-      </w:r>
-    </w:p>
-    <w:p>
-      <w:pPr>
-        <w:spacing w:before="120" w:after="40"/>
-        <w:jc w:val="center"/>
-      </w:pPr>
-      <w:r>
-        <w:rPr>
-          <w:b/>
-          <w:sz w:val="17"/>
-        </w:rPr>
-        <w:t>표 S13. 표 2의 세 단계를 두 회계로 다시 채점한 결과</w:t>
+        <w:t>본편 4.2절은 절감의 93.79%가 등급 1에서, 6.20%가 등급 2에서 나온다고만 밝힌다. 등급별 작업 수와 절감량은 다음과 같다.</w:t>
       </w:r>
     </w:p>
     <w:tbl>
@@ -7251,6 +7164,672 @@
                 <w:b/>
                 <w:sz w:val="17"/>
               </w:rPr>
+              <w:t>등급</w:t>
+            </w:r>
+          </w:p>
+        </w:tc>
+        <w:tc>
+          <w:tcPr>
+            <w:tcW w:type="dxa" w:w="1904"/>
+          </w:tcPr>
+          <w:p>
+            <w:pPr>
+              <w:jc w:val="right"/>
+            </w:pPr>
+            <w:r/>
+            <w:r>
+              <w:rPr>
+                <w:b/>
+                <w:sz w:val="17"/>
+              </w:rPr>
+              <w:t>작업 수</w:t>
+            </w:r>
+          </w:p>
+        </w:tc>
+        <w:tc>
+          <w:tcPr>
+            <w:tcW w:type="dxa" w:w="1904"/>
+          </w:tcPr>
+          <w:p>
+            <w:r/>
+            <w:r>
+              <w:rPr>
+                <w:b/>
+                <w:sz w:val="17"/>
+              </w:rPr>
+              <w:t>지연 예산</w:t>
+            </w:r>
+          </w:p>
+        </w:tc>
+        <w:tc>
+          <w:tcPr>
+            <w:tcW w:type="dxa" w:w="1904"/>
+          </w:tcPr>
+          <w:p>
+            <w:pPr>
+              <w:jc w:val="right"/>
+            </w:pPr>
+            <w:r/>
+            <w:r>
+              <w:rPr>
+                <w:b/>
+                <w:sz w:val="17"/>
+              </w:rPr>
+              <w:t>절감량 (kg)</w:t>
+            </w:r>
+          </w:p>
+        </w:tc>
+        <w:tc>
+          <w:tcPr>
+            <w:tcW w:type="dxa" w:w="1904"/>
+          </w:tcPr>
+          <w:p>
+            <w:pPr>
+              <w:jc w:val="right"/>
+            </w:pPr>
+            <w:r/>
+            <w:r>
+              <w:rPr>
+                <w:b/>
+                <w:sz w:val="17"/>
+              </w:rPr>
+              <w:t>비중 (%)</w:t>
+            </w:r>
+          </w:p>
+        </w:tc>
+      </w:tr>
+      <w:tr>
+        <w:tc>
+          <w:tcPr>
+            <w:tcW w:type="dxa" w:w="1904"/>
+          </w:tcPr>
+          <w:p>
+            <w:r/>
+            <w:r>
+              <w:rPr>
+                <w:b w:val="0"/>
+                <w:sz w:val="17"/>
+              </w:rPr>
+              <w:t>k=1</w:t>
+            </w:r>
+          </w:p>
+        </w:tc>
+        <w:tc>
+          <w:tcPr>
+            <w:tcW w:type="dxa" w:w="1904"/>
+          </w:tcPr>
+          <w:p>
+            <w:pPr>
+              <w:jc w:val="right"/>
+            </w:pPr>
+            <w:r/>
+            <w:r>
+              <w:rPr>
+                <w:b w:val="0"/>
+                <w:sz w:val="17"/>
+              </w:rPr>
+              <w:t>43,830</w:t>
+            </w:r>
+          </w:p>
+        </w:tc>
+        <w:tc>
+          <w:tcPr>
+            <w:tcW w:type="dxa" w:w="1904"/>
+          </w:tcPr>
+          <w:p>
+            <w:r/>
+            <w:r>
+              <w:rPr>
+                <w:b w:val="0"/>
+                <w:sz w:val="17"/>
+              </w:rPr>
+              <w:t>12~24시간</w:t>
+            </w:r>
+          </w:p>
+        </w:tc>
+        <w:tc>
+          <w:tcPr>
+            <w:tcW w:type="dxa" w:w="1904"/>
+          </w:tcPr>
+          <w:p>
+            <w:pPr>
+              <w:jc w:val="right"/>
+            </w:pPr>
+            <w:r/>
+            <w:r>
+              <w:rPr>
+                <w:b w:val="0"/>
+                <w:sz w:val="17"/>
+              </w:rPr>
+              <w:t>1,692.8</w:t>
+            </w:r>
+          </w:p>
+        </w:tc>
+        <w:tc>
+          <w:tcPr>
+            <w:tcW w:type="dxa" w:w="1904"/>
+          </w:tcPr>
+          <w:p>
+            <w:pPr>
+              <w:jc w:val="right"/>
+            </w:pPr>
+            <w:r/>
+            <w:r>
+              <w:rPr>
+                <w:b w:val="0"/>
+                <w:sz w:val="17"/>
+              </w:rPr>
+              <w:t>93.79</w:t>
+            </w:r>
+          </w:p>
+        </w:tc>
+      </w:tr>
+      <w:tr>
+        <w:tc>
+          <w:tcPr>
+            <w:tcW w:type="dxa" w:w="1904"/>
+          </w:tcPr>
+          <w:p>
+            <w:r/>
+            <w:r>
+              <w:rPr>
+                <w:b w:val="0"/>
+                <w:sz w:val="17"/>
+              </w:rPr>
+              <w:t>k=2</w:t>
+            </w:r>
+          </w:p>
+        </w:tc>
+        <w:tc>
+          <w:tcPr>
+            <w:tcW w:type="dxa" w:w="1904"/>
+          </w:tcPr>
+          <w:p>
+            <w:pPr>
+              <w:jc w:val="right"/>
+            </w:pPr>
+            <w:r/>
+            <w:r>
+              <w:rPr>
+                <w:b w:val="0"/>
+                <w:sz w:val="17"/>
+              </w:rPr>
+              <w:t>14,458</w:t>
+            </w:r>
+          </w:p>
+        </w:tc>
+        <w:tc>
+          <w:tcPr>
+            <w:tcW w:type="dxa" w:w="1904"/>
+          </w:tcPr>
+          <w:p>
+            <w:r/>
+            <w:r>
+              <w:rPr>
+                <w:b w:val="0"/>
+                <w:sz w:val="17"/>
+              </w:rPr>
+              <w:t>2~8시간</w:t>
+            </w:r>
+          </w:p>
+        </w:tc>
+        <w:tc>
+          <w:tcPr>
+            <w:tcW w:type="dxa" w:w="1904"/>
+          </w:tcPr>
+          <w:p>
+            <w:pPr>
+              <w:jc w:val="right"/>
+            </w:pPr>
+            <w:r/>
+            <w:r>
+              <w:rPr>
+                <w:b w:val="0"/>
+                <w:sz w:val="17"/>
+              </w:rPr>
+              <w:t>111.9</w:t>
+            </w:r>
+          </w:p>
+        </w:tc>
+        <w:tc>
+          <w:tcPr>
+            <w:tcW w:type="dxa" w:w="1904"/>
+          </w:tcPr>
+          <w:p>
+            <w:pPr>
+              <w:jc w:val="right"/>
+            </w:pPr>
+            <w:r/>
+            <w:r>
+              <w:rPr>
+                <w:b w:val="0"/>
+                <w:sz w:val="17"/>
+              </w:rPr>
+              <w:t>6.20</w:t>
+            </w:r>
+          </w:p>
+        </w:tc>
+      </w:tr>
+      <w:tr>
+        <w:tc>
+          <w:tcPr>
+            <w:tcW w:type="dxa" w:w="1904"/>
+          </w:tcPr>
+          <w:p>
+            <w:r/>
+            <w:r>
+              <w:rPr>
+                <w:b w:val="0"/>
+                <w:sz w:val="17"/>
+              </w:rPr>
+              <w:t>k=3</w:t>
+            </w:r>
+          </w:p>
+        </w:tc>
+        <w:tc>
+          <w:tcPr>
+            <w:tcW w:type="dxa" w:w="1904"/>
+          </w:tcPr>
+          <w:p>
+            <w:pPr>
+              <w:jc w:val="right"/>
+            </w:pPr>
+            <w:r/>
+            <w:r>
+              <w:rPr>
+                <w:b w:val="0"/>
+                <w:sz w:val="17"/>
+              </w:rPr>
+              <w:t>14,716</w:t>
+            </w:r>
+          </w:p>
+        </w:tc>
+        <w:tc>
+          <w:tcPr>
+            <w:tcW w:type="dxa" w:w="1904"/>
+          </w:tcPr>
+          <w:p>
+            <w:r/>
+            <w:r>
+              <w:rPr>
+                <w:b w:val="0"/>
+                <w:sz w:val="17"/>
+              </w:rPr>
+              <w:t>2~10분</w:t>
+            </w:r>
+          </w:p>
+        </w:tc>
+        <w:tc>
+          <w:tcPr>
+            <w:tcW w:type="dxa" w:w="1904"/>
+          </w:tcPr>
+          <w:p>
+            <w:pPr>
+              <w:jc w:val="right"/>
+            </w:pPr>
+            <w:r/>
+            <w:r>
+              <w:rPr>
+                <w:b w:val="0"/>
+                <w:sz w:val="17"/>
+              </w:rPr>
+              <w:t>0.0</w:t>
+            </w:r>
+          </w:p>
+        </w:tc>
+        <w:tc>
+          <w:tcPr>
+            <w:tcW w:type="dxa" w:w="1904"/>
+          </w:tcPr>
+          <w:p>
+            <w:pPr>
+              <w:jc w:val="right"/>
+            </w:pPr>
+            <w:r/>
+            <w:r>
+              <w:rPr>
+                <w:b w:val="0"/>
+                <w:sz w:val="17"/>
+              </w:rPr>
+              <w:t>0.00</w:t>
+            </w:r>
+          </w:p>
+        </w:tc>
+      </w:tr>
+      <w:tr>
+        <w:tc>
+          <w:tcPr>
+            <w:tcW w:type="dxa" w:w="1904"/>
+          </w:tcPr>
+          <w:p>
+            <w:r/>
+            <w:r>
+              <w:rPr>
+                <w:b w:val="0"/>
+                <w:sz w:val="17"/>
+              </w:rPr>
+              <w:t>k=4</w:t>
+            </w:r>
+          </w:p>
+        </w:tc>
+        <w:tc>
+          <w:tcPr>
+            <w:tcW w:type="dxa" w:w="1904"/>
+          </w:tcPr>
+          <w:p>
+            <w:pPr>
+              <w:jc w:val="right"/>
+            </w:pPr>
+            <w:r/>
+            <w:r>
+              <w:rPr>
+                <w:b w:val="0"/>
+                <w:sz w:val="17"/>
+              </w:rPr>
+              <w:t>29,244</w:t>
+            </w:r>
+          </w:p>
+        </w:tc>
+        <w:tc>
+          <w:tcPr>
+            <w:tcW w:type="dxa" w:w="1904"/>
+          </w:tcPr>
+          <w:p>
+            <w:r/>
+            <w:r>
+              <w:rPr>
+                <w:b w:val="0"/>
+                <w:sz w:val="17"/>
+              </w:rPr>
+              <w:t>15~60초</w:t>
+            </w:r>
+          </w:p>
+        </w:tc>
+        <w:tc>
+          <w:tcPr>
+            <w:tcW w:type="dxa" w:w="1904"/>
+          </w:tcPr>
+          <w:p>
+            <w:pPr>
+              <w:jc w:val="right"/>
+            </w:pPr>
+            <w:r/>
+            <w:r>
+              <w:rPr>
+                <w:b w:val="0"/>
+                <w:sz w:val="17"/>
+              </w:rPr>
+              <w:t>0.0</w:t>
+            </w:r>
+          </w:p>
+        </w:tc>
+        <w:tc>
+          <w:tcPr>
+            <w:tcW w:type="dxa" w:w="1904"/>
+          </w:tcPr>
+          <w:p>
+            <w:pPr>
+              <w:jc w:val="right"/>
+            </w:pPr>
+            <w:r/>
+            <w:r>
+              <w:rPr>
+                <w:b w:val="0"/>
+                <w:sz w:val="17"/>
+              </w:rPr>
+              <w:t>0.00</w:t>
+            </w:r>
+          </w:p>
+        </w:tc>
+      </w:tr>
+      <w:tr>
+        <w:tc>
+          <w:tcPr>
+            <w:tcW w:type="dxa" w:w="1904"/>
+          </w:tcPr>
+          <w:p>
+            <w:r/>
+            <w:r>
+              <w:rPr>
+                <w:b w:val="0"/>
+                <w:sz w:val="17"/>
+              </w:rPr>
+              <w:t>k=5</w:t>
+            </w:r>
+          </w:p>
+        </w:tc>
+        <w:tc>
+          <w:tcPr>
+            <w:tcW w:type="dxa" w:w="1904"/>
+          </w:tcPr>
+          <w:p>
+            <w:pPr>
+              <w:jc w:val="right"/>
+            </w:pPr>
+            <w:r/>
+            <w:r>
+              <w:rPr>
+                <w:b w:val="0"/>
+                <w:sz w:val="17"/>
+              </w:rPr>
+              <w:t>43,752</w:t>
+            </w:r>
+          </w:p>
+        </w:tc>
+        <w:tc>
+          <w:tcPr>
+            <w:tcW w:type="dxa" w:w="1904"/>
+          </w:tcPr>
+          <w:p>
+            <w:r/>
+            <w:r>
+              <w:rPr>
+                <w:b w:val="0"/>
+                <w:sz w:val="17"/>
+              </w:rPr>
+              <w:t>1~5초</w:t>
+            </w:r>
+          </w:p>
+        </w:tc>
+        <w:tc>
+          <w:tcPr>
+            <w:tcW w:type="dxa" w:w="1904"/>
+          </w:tcPr>
+          <w:p>
+            <w:pPr>
+              <w:jc w:val="right"/>
+            </w:pPr>
+            <w:r/>
+            <w:r>
+              <w:rPr>
+                <w:b w:val="0"/>
+                <w:sz w:val="17"/>
+              </w:rPr>
+              <w:t>0.0</w:t>
+            </w:r>
+          </w:p>
+        </w:tc>
+        <w:tc>
+          <w:tcPr>
+            <w:tcW w:type="dxa" w:w="1904"/>
+          </w:tcPr>
+          <w:p>
+            <w:pPr>
+              <w:jc w:val="right"/>
+            </w:pPr>
+            <w:r/>
+            <w:r>
+              <w:rPr>
+                <w:b w:val="0"/>
+                <w:sz w:val="17"/>
+              </w:rPr>
+              <w:t>0.00</w:t>
+            </w:r>
+          </w:p>
+        </w:tc>
+      </w:tr>
+    </w:tbl>
+    <w:p/>
+    <w:p>
+      <w:pPr>
+        <w:spacing w:before="120" w:after="40"/>
+        <w:jc w:val="center"/>
+      </w:pPr>
+      <w:r>
+        <w:rPr>
+          <w:b/>
+          <w:sz w:val="17"/>
+        </w:rPr>
+        <w:t>표 S13. 지연 등급별 시간 이동 절감 기여</w:t>
+      </w:r>
+    </w:p>
+    <w:p>
+      <w:pPr>
+        <w:jc w:val="both"/>
+      </w:pPr>
+      <w:r>
+        <w:rPr>
+          <w:i w:val="0"/>
+          <w:sz w:val="20"/>
+        </w:rPr>
+        <w:t>등급 3 이하가 0.00%인 것은 알고리즘의 한계가 아니라 슬롯 길이의 결과다. 이 세 등급은 지연 예산이 1시간보다 짧아 정수 슬롯 격자 위에 옮길 자리가 없다 — A.10의 '용량을 보지 않고 지나가는 경로'가 다루는 작업들이며, 전체의 60.1%인 87,712건이다. 슬롯 길이를 줄이면 이들도 움직이지만 정수 계획을 푸는 횟수가 그만큼 늘어난다.</w:t>
+      </w:r>
+    </w:p>
+    <w:p>
+      <w:pPr>
+        <w:pStyle w:val="Heading2"/>
+      </w:pPr>
+      <w:r>
+        <w:rPr>
+          <w:rFonts w:ascii="맑은 고딕" w:hAnsi="맑은 고딕"/>
+        </w:rPr>
+        <w:t>탄소 회계의 식 (15)</w:t>
+      </w:r>
+    </w:p>
+    <w:p>
+      <w:pPr>
+        <w:spacing w:after="80"/>
+        <w:ind w:left="340"/>
+      </w:pPr>
+      <w:r>
+        <w:rPr>
+          <w:rFonts w:ascii="Menlo" w:hAnsi="Menlo"/>
+          <w:sz w:val="17"/>
+        </w:rPr>
+        <w:t>(15)  E_j = P · ∫_{τ_j}^{τ_j+d_j} C_{r(j)}(t) dt</w:t>
+      </w:r>
+    </w:p>
+    <w:p>
+      <w:pPr>
+        <w:jc w:val="both"/>
+      </w:pPr>
+      <w:r>
+        <w:rPr>
+          <w:i w:val="0"/>
+          <w:sz w:val="20"/>
+        </w:rPr>
+        <w:t>실측 계열이 1시간 해상도이므로 적분은 슬롯 단위로 근사한다. 실행 시작 시각이 속한 슬롯부터 세어, 실행 시간을 올림한 개수만큼의 슬롯에 대해 실측값을 산술평균한 뒤 실행 시간을 곱한다.</w:t>
+      </w:r>
+    </w:p>
+    <w:p>
+      <w:pPr>
+        <w:spacing w:after="80"/>
+        <w:ind w:left="340"/>
+      </w:pPr>
+      <w:r>
+        <w:rPr>
+          <w:rFonts w:ascii="Menlo" w:hAnsi="Menlo"/>
+          <w:sz w:val="17"/>
+        </w:rPr>
+        <w:t>E_j  ≈  P · d_j · mean( C_r[ a … a+n-1 ] )</w:t>
+      </w:r>
+    </w:p>
+    <w:p>
+      <w:pPr>
+        <w:spacing w:after="80"/>
+        <w:ind w:left="340"/>
+      </w:pPr>
+      <w:r>
+        <w:rPr>
+          <w:rFonts w:ascii="Menlo" w:hAnsi="Menlo"/>
+          <w:sz w:val="17"/>
+        </w:rPr>
+        <w:t xml:space="preserve">      a = floor(τ_j),   n = max(1, ceil(d_j))</w:t>
+      </w:r>
+    </w:p>
+    <w:p>
+      <w:pPr>
+        <w:jc w:val="both"/>
+      </w:pPr>
+      <w:r>
+        <w:rPr>
+          <w:i w:val="0"/>
+          <w:sz w:val="20"/>
+        </w:rPr>
+        <w:t>scheduler/timeshift.py 의 mean_carbon 과 scheduler/capacity.py 의 _Windows.actual_mean 이 이 계산이며, 표 2의 다섯 행 전부와 표 5의 선행 정책이 모두 이 함수를 통과한다. 기준 ①도 예외가 아니다 — 29,225.6 kg 은 로드밸런서의 baseline 산출물(적분 회계로 29,182.6 kg)이 아니라 scheduler 의 simple_lb_immediate 실행에서 나온 값이다. 소비 전력 P 는 작업당 1kW 상수로 가정한다 — 실측값이 아니라 상대 비교를 위한 단순화이며, 그 결과 배출량 차이는 전적으로 실행 리전과 실행 시각에서 온다. 결정은 예측값으로 하되 이 회계는 언제나 실측값으로 한다.</w:t>
+      </w:r>
+    </w:p>
+    <w:p>
+      <w:pPr>
+        <w:pStyle w:val="Heading3"/>
+      </w:pPr>
+      <w:r>
+        <w:rPr>
+          <w:rFonts w:ascii="맑은 고딕" w:hAnsi="맑은 고딕"/>
+        </w:rPr>
+        <w:t>슬롯 근사가 결과를 바꾸지 않음을 확인한 표</w:t>
+      </w:r>
+    </w:p>
+    <w:p>
+      <w:pPr>
+        <w:jc w:val="both"/>
+      </w:pPr>
+      <w:r>
+        <w:rPr>
+          <w:i w:val="0"/>
+          <w:sz w:val="20"/>
+        </w:rPr>
+        <w:t>슬롯 평균은 근사이므로, 같은 스케줄을 겹침 길이로 가중한 정확 적분으로 다시 채점해 차이를 쟀다. 작업 146,000건 전수이며 스케줄은 손대지 않았다 — 회계만 바꾼 것이다. 개별 작업 단위로는 최대 40%대까지 벌어지지만 총합에서 상쇄된다.</w:t>
+      </w:r>
+    </w:p>
+    <w:p>
+      <w:pPr>
+        <w:spacing w:before="120" w:after="40"/>
+        <w:jc w:val="center"/>
+      </w:pPr>
+      <w:r>
+        <w:rPr>
+          <w:b/>
+          <w:sz w:val="17"/>
+        </w:rPr>
+        <w:t>표 S14. 표 2의 세 단계를 두 회계로 다시 채점한 결과</w:t>
+      </w:r>
+    </w:p>
+    <w:tbl>
+      <w:tblPr>
+        <w:tblStyle w:val="TableGrid"/>
+        <w:tblW w:type="auto" w:w="0"/>
+        <w:tblLook w:firstColumn="1" w:firstRow="1" w:lastColumn="0" w:lastRow="0" w:noHBand="0" w:noVBand="1" w:val="04A0"/>
+      </w:tblPr>
+      <w:tblGrid>
+        <w:gridCol w:w="1904"/>
+        <w:gridCol w:w="1904"/>
+        <w:gridCol w:w="1904"/>
+        <w:gridCol w:w="1904"/>
+        <w:gridCol w:w="1904"/>
+      </w:tblGrid>
+      <w:tr>
+        <w:tc>
+          <w:tcPr>
+            <w:tcW w:type="dxa" w:w="1904"/>
+          </w:tcPr>
+          <w:p>
+            <w:r/>
+            <w:r>
+              <w:rPr>
+                <w:b/>
+                <w:sz w:val="17"/>
+              </w:rPr>
               <w:t>단계</w:t>
             </w:r>
           </w:p>
@@ -7607,7 +8186,7 @@
           <w:b/>
           <w:sz w:val="17"/>
         </w:rPr>
-        <w:t>표 S14. 표 5의 선행 정책을 두 회계로 다시 채점한 결과</w:t>
+        <w:t>표 S15. 표 5의 선행 정책을 두 회계로 다시 채점한 결과</w:t>
       </w:r>
     </w:p>
     <w:tbl>

--- a/paper/versions/2026-09-24/CAST_추가자료_간격수정전.docx
+++ b/paper/versions/2026-09-24/CAST_추가자료_간격수정전.docx
@@ -187,7 +187,7 @@
                 <w:b w:val="0"/>
                 <w:sz w:val="17"/>
               </w:rPr>
-              <w:t>4.4절, 표 5</w:t>
+              <w:t>4.4절, 표 4</w:t>
             </w:r>
           </w:p>
         </w:tc>
@@ -234,7 +234,7 @@
                 <w:b w:val="0"/>
                 <w:sz w:val="17"/>
               </w:rPr>
-              <w:t>4.4절, 표 5</w:t>
+              <w:t>4.4절, 표 4</w:t>
             </w:r>
           </w:p>
         </w:tc>
@@ -281,7 +281,7 @@
                 <w:b w:val="0"/>
                 <w:sz w:val="17"/>
               </w:rPr>
-              <w:t>4.4절, 표 5</w:t>
+              <w:t>4.4절, 표 4</w:t>
             </w:r>
           </w:p>
         </w:tc>
@@ -328,7 +328,7 @@
                 <w:b w:val="0"/>
                 <w:sz w:val="17"/>
               </w:rPr>
-              <w:t>4.4절, 표 5</w:t>
+              <w:t>4.4절, 표 4</w:t>
             </w:r>
           </w:p>
         </w:tc>
@@ -579,7 +579,7 @@
           <w:i/>
           <w:sz w:val="20"/>
         </w:rPr>
-        <w:t>표 번호는 본편과 구분하기 위해 S를 붙인다(표 S1 … 표 S15). 본편의 번호와 섞이지 않는다. 본편의 표·그림·식을 가리킬 때는 “본편 표 5”처럼 적는다.</w:t>
+        <w:t>표 번호는 본편과 구분하기 위해 S를 붙인다(표 S1 … 표 S15). 본편의 번호와 섞이지 않는다. 본편의 표·그림·식을 가리킬 때는 “본편 표 4”처럼 적는다.</w:t>
       </w:r>
     </w:p>
     <w:p>
@@ -654,7 +654,7 @@
           <w:i w:val="0"/>
           <w:sz w:val="20"/>
         </w:rPr>
-        <w:t>이 규약을 둔 이유는 실제 사고가 있었기 때문이다. 로드밸런서 산출물에 저장된 배출량 열을 그대로 더하면 기준 시나리오가 29,182.6 kg이 되는데, 본편 표 1의 값은 29,225.6 kg이다. 전자는 배정 시점의 옛 회계이고 후자는 배정 결과 위에 실측 계열을 다시 적분한 값이다. 구현마다 자기 회계를 들고 오면 이런 차이가 표 안에서 서로 다른 잣대가 된다. 채점 함수는 기준 시나리오를 29,225.6 kg으로 정확히 재현함을 확인한 뒤 사용하였다.</w:t>
+        <w:t>이 규약을 둔 이유는 실제 사고가 있었기 때문이다. 로드밸런서 산출물에 저장된 배출량 열을 그대로 더하면 기준 시나리오가 29,182.6 kg이 되는데, 본편 표 2의 ①은 29,225.6 kg이다. 전자는 배정 시점의 옛 회계이고 후자는 배정 결과 위에 실측 계열을 다시 적분한 값이다. 구현마다 자기 회계를 들고 오면 이런 차이가 표 안에서 서로 다른 잣대가 된다. 채점 함수는 기준 시나리오를 29,225.6 kg으로 정확히 재현함을 확인한 뒤 사용하였다.</w:t>
       </w:r>
     </w:p>
     <w:p>
@@ -1826,7 +1826,7 @@
           <w:i w:val="0"/>
           <w:sz w:val="20"/>
         </w:rPr>
-        <w:t>표에서 “시간 이동만”은 홈 리전 고정이 아니다. 공간 배정은 본 연구의 무릎점 자동 선택 결과를 그대로 물려받고 시간 축의 알고리즘만 Sukprasert 의 것으로 갈아끼운 대조다 — 그래서 평균 네트워크 지연이 본편 표 1 의 무릎점 값과 같다. 공간 축까지 함께 푸는 것은 다음 행(“공간 + 시간”)이다.</w:t>
+        <w:t>표에서 “시간 이동만”은 홈 리전 고정이 아니다. 공간 배정은 본 연구의 무릎점 자동 선택 결과를 그대로 물려받고 시간 축의 알고리즘만 Sukprasert 의 것으로 갈아끼운 대조다 — 그래서 평균 네트워크 지연 36.2 ms 가 본편 4.2절의 무릎점 값과 같다. 공간 축까지 함께 푸는 것은 다음 행(“공간 + 시간”)이다.</w:t>
       </w:r>
     </w:p>
     <w:p>
@@ -3596,7 +3596,7 @@
         <w:rPr>
           <w:rFonts w:ascii="맑은 고딕" w:hAnsi="맑은 고딕"/>
         </w:rPr>
-        <w:t>본편 표 5에 실은 값</w:t>
+        <w:t>본편 표 4에 실은 값</w:t>
       </w:r>
     </w:p>
     <w:p>
@@ -3608,7 +3608,7 @@
           <w:i w:val="0"/>
           <w:sz w:val="20"/>
         </w:rPr>
-        <w:t>146,000건 전체를 두 모드로 돌렸다. 본편 표 5에는 분수 배정 쪽을 싣는다 — 원문의 정식화에 더 가깝고 네 지표 모두 올림보다 낫다. 이런 대조를 Caspian 에만 둔 것은 다른 셋에는 대응하는 선택지가 없기 때문이다. CASPER 와 CICS 는 슬롯별 자원량을 연속값으로 풀고 Sukprasert 는 점유를 아예 세지 않아, 슬롯 점유를 올릴지 말지라는 물음 자체가 생기지 않는다.</w:t>
+        <w:t>146,000건 전체를 두 모드로 돌렸다. 본편 표 4에는 분수 배정 쪽을 싣는다 — 원문의 정식화에 더 가깝고 네 지표 모두 올림보다 낫다. 이런 대조를 Caspian 에만 둔 것은 다른 셋에는 대응하는 선택지가 없기 때문이다. CASPER 와 CICS 는 슬롯별 자원량을 연속값으로 풀고 Sukprasert 는 점유를 아예 세지 않아, 슬롯 점유를 올릴지 말지라는 물음 자체가 생기지 않는다.</w:t>
       </w:r>
     </w:p>
     <w:tbl>
@@ -3670,7 +3670,7 @@
                 <w:b/>
                 <w:sz w:val="17"/>
               </w:rPr>
-              <w:t>분수 (본편 표 5)</w:t>
+              <w:t>분수 (본편 표 4)</w:t>
             </w:r>
           </w:p>
         </w:tc>
@@ -6046,7 +6046,7 @@
           <w:i w:val="0"/>
           <w:sz w:val="20"/>
         </w:rPr>
-        <w:t>표 5의 선행 정책은 정책마다 따로 돌린다. 어느 것이든 결과는 같은 채점 함수를 통과하므로 서로 비교할 수 있다.</w:t>
+        <w:t>표 4의 선행 정책은 정책마다 따로 돌린다. 어느 것이든 결과는 같은 채점 함수를 통과하므로 서로 비교할 수 있다.</w:t>
       </w:r>
     </w:p>
     <w:p>
@@ -7766,7 +7766,7 @@
           <w:i w:val="0"/>
           <w:sz w:val="20"/>
         </w:rPr>
-        <w:t>scheduler/timeshift.py 의 mean_carbon 과 scheduler/capacity.py 의 _Windows.actual_mean 이 이 계산이며, 표 2의 다섯 행 전부와 표 5의 선행 정책이 모두 이 함수를 통과한다. 기준 ①도 예외가 아니다 — 29,225.6 kg 은 로드밸런서의 baseline 산출물(적분 회계로 29,182.6 kg)이 아니라 scheduler 의 simple_lb_immediate 실행에서 나온 값이다. 소비 전력 P 는 작업당 1kW 상수로 가정한다 — 실측값이 아니라 상대 비교를 위한 단순화이며, 그 결과 배출량 차이는 전적으로 실행 리전과 실행 시각에서 온다. 결정은 예측값으로 하되 이 회계는 언제나 실측값으로 한다.</w:t>
+        <w:t>scheduler/timeshift.py 의 mean_carbon 과 scheduler/capacity.py 의 _Windows.actual_mean 이 이 계산이며, 표 2의 다섯 행 전부와 표 4의 선행 정책이 모두 이 함수를 통과한다. 기준 ①도 예외가 아니다 — 29,225.6 kg 은 로드밸런서의 baseline 산출물(적분 회계로 29,182.6 kg)이 아니라 scheduler 의 simple_lb_immediate 실행에서 나온 값이다. 소비 전력 P 는 작업당 1kW 상수로 가정한다 — 실측값이 아니라 상대 비교를 위한 단순화이며, 그 결과 배출량 차이는 전적으로 실행 리전과 실행 시각에서 온다. 결정은 예측값으로 하되 이 회계는 언제나 실측값으로 한다.</w:t>
       </w:r>
     </w:p>
     <w:p>
@@ -8173,7 +8173,7 @@
           <w:i w:val="0"/>
           <w:sz w:val="20"/>
         </w:rPr>
-        <w:t>본편 표 5의 선행 정책도 같은 방식으로 다시 채점하였다. 이쪽은 구현이 남이 설계한 정책이므로, 회계가 한쪽에 유리하게 작동하지 않는지 따로 확인할 필요가 있었다.</w:t>
+        <w:t>본편 표 4의 선행 정책도 같은 방식으로 다시 채점하였다. 이쪽은 구현이 남이 설계한 정책이므로, 회계가 한쪽에 유리하게 작동하지 않는지 따로 확인할 필요가 있었다.</w:t>
       </w:r>
     </w:p>
     <w:p>
@@ -8186,7 +8186,7 @@
           <w:b/>
           <w:sz w:val="17"/>
         </w:rPr>
-        <w:t>표 S15. 표 5의 선행 정책을 두 회계로 다시 채점한 결과</w:t>
+        <w:t>표 S15. 표 4의 선행 정책을 두 회계로 다시 채점한 결과</w:t>
       </w:r>
     </w:p>
     <w:tbl>
@@ -8734,7 +8734,7 @@
           <w:i w:val="0"/>
           <w:sz w:val="20"/>
         </w:rPr>
-        <w:t>본편 4.3절의 대조군(표 2의 ③′, 표 4의 리전별 분해)은 배치 시점에 용량을 전혀 모르는 스케줄에서 출발해, 끝난 뒤에 상한 초과를 강제로 없앤다. 일부러 단순하게 둔 절차이며, 용량을 아는 스케줄러보다 항상 같거나 나쁘다 — 그래서 그 결과가 ‘아무것도 하지 않았을 때 감수할 손해’의 하한이 된다.</w:t>
+        <w:t>본편 4.3절의 대조군(표 2의 ③′, 표 3의 리전별 분해)은 배치 시점에 용량을 전혀 모르는 스케줄에서 출발해, 끝난 뒤에 상한 초과를 강제로 없앤다. 일부러 단순하게 둔 절차이며, 용량을 아는 스케줄러보다 항상 같거나 나쁘다 — 그래서 그 결과가 ‘아무것도 하지 않았을 때 감수할 손해’의 하한이 된다.</w:t>
       </w:r>
     </w:p>
     <w:p>
